--- a/DUA/CEGA_Venezuela Project_DUA_Draft.docx
+++ b/DUA/CEGA_Venezuela Project_DUA_Draft.docx
@@ -77,31 +77,44 @@
         </w:rPr>
         <w:t xml:space="preserve">] (“Effective Date”) and continuing until  </w:t>
       </w:r>
-      <w:ins w:author="Bradley Sagara" w:id="0" w:date="2026-08-27T15:12:22Z">
-        <w:commentRangeStart w:id="0"/>
-        <w:commentRangeStart w:id="0"/>
-        <w:commentRangeEnd w:id="0"/>
-        <w:r>
-          <w:commentReference w:id="0"/>
-        </w:r>
+      <w:ins w:author="Dorothy Jane Bridges Kronick" w:id="0" w:date="2026-08-28T18:27:38Z">
         <w:r>
           <w:rPr>
             <w:sz w:val="22"/>
             <w:szCs w:val="22"/>
             <w:u w:val="none"/>
             <w:rtl w:val="0"/>
-            <w:rPrChange w:author="Bradley Sagara" w:id="1" w:date="2026-08-27T15:12:22Z">
-              <w:rPr>
-                <w:sz w:val="22"/>
-                <w:szCs w:val="22"/>
-                <w:u w:val="none"/>
-              </w:rPr>
-            </w:rPrChange>
           </w:rPr>
-          <w:t xml:space="preserve">September 15, 2027.</w:t>
+          <w:t xml:space="preserve">[24 months from the Effective Date]</w:t>
         </w:r>
       </w:ins>
-      <w:del w:author="Bradley Sagara" w:id="0" w:date="2026-08-27T15:12:22Z">
+      <w:ins w:author="Bradley Sagara" w:id="1" w:date="2026-08-27T15:12:22Z">
+        <w:del w:author="Dorothy Jane Bridges Kronick" w:id="0" w:date="2026-08-28T18:27:38Z">
+          <w:commentRangeStart w:id="0"/>
+          <w:commentRangeStart w:id="0"/>
+          <w:commentRangeEnd w:id="0"/>
+          <w:r>
+            <w:commentReference w:id="0"/>
+          </w:r>
+          <w:r>
+            <w:rPr>
+              <w:sz w:val="22"/>
+              <w:szCs w:val="22"/>
+              <w:u w:val="none"/>
+              <w:rtl w:val="0"/>
+              <w:rPrChange w:author="Bradley Sagara" w:id="2" w:date="2026-08-27T15:12:22Z">
+                <w:rPr>
+                  <w:sz w:val="22"/>
+                  <w:szCs w:val="22"/>
+                  <w:u w:val="none"/>
+                </w:rPr>
+              </w:rPrChange>
+            </w:rPr>
+            <w:delText xml:space="preserve">September 15, 2027.</w:delText>
+          </w:r>
+        </w:del>
+      </w:ins>
+      <w:del w:author="Dorothy Jane Bridges Kronick" w:id="0" w:date="2026-08-28T18:27:38Z">
         <w:commentRangeStart w:id="1"/>
         <w:r>
           <w:rPr>
@@ -233,7 +246,6 @@
           <w:sz w:val="22"/>
           <w:szCs w:val="22"/>
           <w:u w:val="none"/>
-          <w:shd w:fill="ff9900" w:val="clear"/>
           <w:rtl w:val="0"/>
         </w:rPr>
         <w:t xml:space="preserve">facilitating humanitarian response and research on displacement and economic impacts of the earthquakes affecting Venezuela on June 24, 2026 </w:t>
@@ -256,9 +268,148 @@
           <w:u w:val="none"/>
           <w:rtl w:val="0"/>
         </w:rPr>
-        <w:t xml:space="preserve">Principal Investigator</w:t>
-      </w:r>
-      <w:ins w:author="Dorothy Jane Bridges Kronick" w:id="2" w:date="2026-08-26T03:37:35Z">
+        <w:t xml:space="preserve">Principal Investigators </w:t>
+      </w:r>
+      <w:r>
+        <w:rPr>
+          <w:sz w:val="22"/>
+          <w:szCs w:val="22"/>
+          <w:u w:val="none"/>
+          <w:rtl w:val="0"/>
+        </w:rPr>
+        <w:t xml:space="preserve">Dorothy Kronick</w:t>
+      </w:r>
+      <w:r>
+        <w:rPr>
+          <w:sz w:val="22"/>
+          <w:szCs w:val="22"/>
+          <w:u w:val="none"/>
+          <w:rtl w:val="0"/>
+        </w:rPr>
+        <w:t xml:space="preserve"> and Joshua Blumenstock (“Investigators”) or person(s) directly under the direction of the Investigators (“Authorized Persons”)</w:t>
+      </w:r>
+      <w:commentRangeEnd w:id="2"/>
+      <w:r>
+        <w:commentReference w:id="2"/>
+      </w:r>
+      <w:commentRangeEnd w:id="3"/>
+      <w:r>
+        <w:commentReference w:id="3"/>
+      </w:r>
+      <w:r>
+        <w:rPr>
+          <w:sz w:val="22"/>
+          <w:szCs w:val="22"/>
+          <w:u w:val="none"/>
+          <w:rtl w:val="0"/>
+        </w:rPr>
+        <w:t xml:space="preserve"> upon the terms and conditions hereinafter. Additional Data may be provided under amendment to this Agreement that is executed by the party’s authorized representatives.</w:t>
+      </w:r>
+    </w:p>
+    <w:p>
+      <w:pPr>
+        <w:spacing w:line="240" w:lineRule="auto"/>
+        <w:jc w:val="both"/>
+        <w:rPr>
+          <w:sz w:val="22"/>
+          <w:szCs w:val="22"/>
+          <w:u w:val="none"/>
+        </w:rPr>
+      </w:pPr>
+      <w:r>
+        <w:rPr>
+          <w:rtl w:val="0"/>
+        </w:rPr>
+      </w:r>
+    </w:p>
+    <w:p>
+      <w:pPr>
+        <w:numPr>
+          <w:ilvl w:val="0"/>
+          <w:numId w:val="4"/>
+        </w:numPr>
+        <w:spacing w:line="240" w:lineRule="auto"/>
+        <w:ind w:left="720" w:hanging="360"/>
+        <w:jc w:val="both"/>
+        <w:rPr>
+          <w:color w:val="000000"/>
+          <w:sz w:val="22"/>
+          <w:szCs w:val="22"/>
+        </w:rPr>
+      </w:pPr>
+      <w:r>
+        <w:rPr>
+          <w:sz w:val="22"/>
+          <w:szCs w:val="22"/>
+          <w:u w:val="none"/>
+          <w:rtl w:val="0"/>
+        </w:rPr>
+        <w:t xml:space="preserve">DATA. The Data to be furnished by Provider includes the items set forth in Exhibit A (“Data”).  For the avoidance of doubt, all information or data provided by Provider to Recipient will be deemed to be Data. </w:t>
+      </w:r>
+      <w:r>
+        <w:rPr>
+          <w:rtl w:val="0"/>
+        </w:rPr>
+      </w:r>
+    </w:p>
+    <w:p>
+      <w:pPr>
+        <w:numPr>
+          <w:ilvl w:val="0"/>
+          <w:numId w:val="4"/>
+        </w:numPr>
+        <w:spacing w:line="240" w:lineRule="auto"/>
+        <w:ind w:left="720" w:hanging="360"/>
+        <w:jc w:val="both"/>
+        <w:rPr>
+          <w:sz w:val="22"/>
+          <w:szCs w:val="22"/>
+        </w:rPr>
+      </w:pPr>
+      <w:r>
+        <w:rPr>
+          <w:sz w:val="22"/>
+          <w:szCs w:val="22"/>
+          <w:u w:val="none"/>
+          <w:rtl w:val="0"/>
+        </w:rPr>
+        <w:t xml:space="preserve">LICENSE TO USE DATA. Provider hereby agrees to provide Data at no cost to Recipient and consents to Recipient using Data in the Research, as described in Exhibit B.  Recipient will not use or exploit the Data for any purpose (including disclosure or use with respect to any patent applications) other than in fulfillment of the Research. Recipient will not make any commercial use of the Data or Results (as defined below) that include the Data. Provider will retain the unrestricted right to distribute the Data to other commercial or noncommercial entities. Recipient acknowledges that the Data is the property of Provider and that Provider retains ownership of the Data. Except as expressly provided above, nothing contained in this Agreement shall be deemed to grant to Recipient any right, title or interest in, or any license under the Data, any patents, patent applications or other proprietary interests of any invention, discovery or improvement of Provider.</w:t>
+      </w:r>
+    </w:p>
+    <w:p>
+      <w:pPr>
+        <w:numPr>
+          <w:ilvl w:val="0"/>
+          <w:numId w:val="4"/>
+        </w:numPr>
+        <w:spacing w:line="240" w:lineRule="auto"/>
+        <w:ind w:left="720" w:hanging="360"/>
+        <w:jc w:val="both"/>
+        <w:rPr>
+          <w:sz w:val="22"/>
+          <w:szCs w:val="22"/>
+        </w:rPr>
+      </w:pPr>
+      <w:r>
+        <w:rPr>
+          <w:color w:val="000000"/>
+          <w:sz w:val="22"/>
+          <w:szCs w:val="22"/>
+          <w:u w:val="none"/>
+          <w:rtl w:val="0"/>
+        </w:rPr>
+        <w:t xml:space="preserve">DATA CONFIDENTIALITY. Recipient agrees that Data is confidential to Provider and will not transfer or otherwise disclose the Data to any person except Authorized Persons in the Investigator’s research group for the sole purpose of the Research. </w:t>
+      </w:r>
+      <w:r>
+        <w:rPr>
+          <w:sz w:val="22"/>
+          <w:szCs w:val="22"/>
+          <w:u w:val="none"/>
+          <w:rtl w:val="0"/>
+        </w:rPr>
+        <w:t xml:space="preserve">Recipient shall maintain the Data in confidence, using precautions at least as strict as Recipient takes to protect its own confidential information and data of a similar nature, and in any event no less than reasonable precautions. Recipient shall immediately notify Provider upon discovery of any disclosure not authorized hereunder and take reasonable steps to prevent any further unauthorized disclosure or unauthorized use. Recipient shall be responsible for ensuring the confidentiality of Data by Recipient’s employees</w:t>
+      </w:r>
+      <w:ins w:author="Dorothy Jane Bridges Kronick" w:id="3" w:date="2026-08-28T18:28:59Z">
         <w:r>
           <w:rPr>
             <w:sz w:val="22"/>
@@ -266,7 +417,7 @@
             <w:u w:val="none"/>
             <w:rtl w:val="0"/>
           </w:rPr>
-          <w:t xml:space="preserve">s</w:t>
+          <w:t xml:space="preserve"> and other authorized persons</w:t>
         </w:r>
       </w:ins>
       <w:r>
@@ -276,50 +427,309 @@
           <w:u w:val="none"/>
           <w:rtl w:val="0"/>
         </w:rPr>
-        <w:t xml:space="preserve"> </w:t>
-      </w:r>
-      <w:r>
-        <w:rPr>
-          <w:sz w:val="22"/>
-          <w:szCs w:val="22"/>
-          <w:u w:val="none"/>
-          <w:shd w:fill="ff9900" w:val="clear"/>
-          <w:rtl w:val="0"/>
-        </w:rPr>
-        <w:t xml:space="preserve">Dorothy Kronick</w:t>
-      </w:r>
-      <w:r>
-        <w:rPr>
-          <w:sz w:val="22"/>
-          <w:szCs w:val="22"/>
-          <w:highlight w:val="yellow"/>
-          <w:u w:val="none"/>
-          <w:rtl w:val="0"/>
-        </w:rPr>
-        <w:t xml:space="preserve"> </w:t>
-      </w:r>
-      <w:ins w:author="Dorothy Jane Bridges Kronick" w:id="3" w:date="2026-08-26T03:37:39Z">
+        <w:t xml:space="preserve">. </w:t>
+      </w:r>
+      <w:r>
+        <w:rPr>
+          <w:sz w:val="22"/>
+          <w:szCs w:val="22"/>
+          <w:u w:val="none"/>
+          <w:rtl w:val="0"/>
+        </w:rPr>
+        <w:t xml:space="preserve">Either Party may disclose both the existence and purpose of the relationship that is the subject of this Agreement, including the existence and terms of this Agreement.</w:t>
+      </w:r>
+      <w:r>
+        <w:rPr>
+          <w:sz w:val="22"/>
+          <w:szCs w:val="22"/>
+          <w:u w:val="none"/>
+          <w:rtl w:val="0"/>
+        </w:rPr>
+        <w:t xml:space="preserve"> Recipient shall have no obligations of confidentiality with respect to information which: (1) was known to Recipient prior to receipt hereunder, as demonstrated by written records; (2) at the time of disclosure was generally available to public, or which after disclosure becomes generally available to the public through no fault attributable to receiving party; (3) is hereafter made available to Recipient for use or disclosure by any third party having a right to do so; (4) is required to be disclosed by law, governmental rule or regulation or order of a court with competent jurisdiction; or (5) is independently developed by Recipient without reference to the Data.</w:t>
+      </w:r>
+    </w:p>
+    <w:p>
+      <w:pPr>
+        <w:numPr>
+          <w:ilvl w:val="0"/>
+          <w:numId w:val="4"/>
+        </w:numPr>
+        <w:spacing w:line="240" w:lineRule="auto"/>
+        <w:ind w:left="720" w:hanging="360"/>
+        <w:jc w:val="both"/>
+        <w:rPr>
+          <w:sz w:val="22"/>
+          <w:szCs w:val="22"/>
+        </w:rPr>
+      </w:pPr>
+      <w:r>
+        <w:rPr>
+          <w:sz w:val="22"/>
+          <w:szCs w:val="22"/>
+          <w:u w:val="none"/>
+          <w:rtl w:val="0"/>
+        </w:rPr>
+        <w:t xml:space="preserve">DATA DESTRUCTION. </w:t>
+      </w:r>
+      <w:r>
+        <w:rPr>
+          <w:color w:val="222222"/>
+          <w:sz w:val="22"/>
+          <w:szCs w:val="22"/>
+          <w:u w:val="none"/>
+          <w:rtl w:val="0"/>
+        </w:rPr>
+        <w:t xml:space="preserve">At the end of the Term or upon Termination of this Agreement in accordance with Section 8, all Data shall be destroyed by Recipient. </w:t>
+      </w:r>
+      <w:ins w:author="Dorothy Jane Bridges Kronick" w:id="4" w:date="2026-08-28T18:29:45Z">
+        <w:r>
+          <w:rPr>
+            <w:color w:val="222222"/>
+            <w:sz w:val="22"/>
+            <w:szCs w:val="22"/>
+            <w:u w:val="none"/>
+            <w:rtl w:val="0"/>
+            <w:rPrChange w:author="Dorothy Jane Bridges Kronick" w:id="5" w:date="2026-08-28T18:29:45Z">
+              <w:rPr>
+                <w:color w:val="222222"/>
+                <w:sz w:val="22"/>
+                <w:szCs w:val="22"/>
+                <w:u w:val="none"/>
+              </w:rPr>
+            </w:rPrChange>
+          </w:rPr>
+          <w:t xml:space="preserve">Recipient may retain (a) aggregated, derived, or statistical outputs and analysis code that do not contain the Data itself, and (b) such minimal portion of the Data as is reasonably necessary to verify, defend, or reproduce published results in connection with peer review reproducibility requirements, or Recipient’s institutional records retention obligations. Any Data so retained shall remain subject to Sections 2 and 3 for so long as it is retained. </w:t>
+        </w:r>
+      </w:ins>
+      <w:r>
+        <w:rPr>
+          <w:color w:val="222222"/>
+          <w:sz w:val="22"/>
+          <w:szCs w:val="22"/>
+          <w:u w:val="none"/>
+          <w:rtl w:val="0"/>
+        </w:rPr>
+        <w:t xml:space="preserve">Recipient shall notify Provider via email the destruction of the Data within 30 days of the destruction.</w:t>
+      </w:r>
+      <w:r>
+        <w:rPr>
+          <w:rtl w:val="0"/>
+        </w:rPr>
+      </w:r>
+    </w:p>
+    <w:p>
+      <w:pPr>
+        <w:numPr>
+          <w:ilvl w:val="0"/>
+          <w:numId w:val="4"/>
+        </w:numPr>
+        <w:spacing w:line="240" w:lineRule="auto"/>
+        <w:ind w:left="720" w:hanging="360"/>
+        <w:rPr>
+          <w:sz w:val="22"/>
+          <w:szCs w:val="22"/>
+        </w:rPr>
+      </w:pPr>
+      <w:r>
+        <w:rPr>
+          <w:color w:val="000000"/>
+          <w:sz w:val="22"/>
+          <w:szCs w:val="22"/>
+          <w:u w:val="none"/>
+          <w:rtl w:val="0"/>
+        </w:rPr>
+        <w:t xml:space="preserve">PUBLICATION. In the event that Recipient should desire to publish</w:t>
+      </w:r>
+      <w:r>
+        <w:rPr>
+          <w:sz w:val="22"/>
+          <w:szCs w:val="22"/>
+          <w:u w:val="none"/>
+          <w:rtl w:val="0"/>
+        </w:rPr>
+        <w:t xml:space="preserve"> the results of the Research or disclose any</w:t>
+      </w:r>
+      <w:r>
+        <w:rPr>
+          <w:color w:val="000000"/>
+          <w:sz w:val="22"/>
+          <w:szCs w:val="22"/>
+          <w:u w:val="none"/>
+          <w:rtl w:val="0"/>
+        </w:rPr>
+        <w:t xml:space="preserve"> Results, Recipient shall provide Provider with a copy of the intended publication</w:t>
+      </w:r>
+      <w:r>
+        <w:rPr>
+          <w:sz w:val="22"/>
+          <w:szCs w:val="22"/>
+          <w:u w:val="none"/>
+          <w:rtl w:val="0"/>
+        </w:rPr>
+        <w:t xml:space="preserve"> or disclosure</w:t>
+      </w:r>
+      <w:r>
+        <w:rPr>
+          <w:color w:val="000000"/>
+          <w:sz w:val="22"/>
+          <w:szCs w:val="22"/>
+          <w:u w:val="none"/>
+          <w:rtl w:val="0"/>
+        </w:rPr>
+        <w:t xml:space="preserve">, including any proposed scientific articles, papers</w:t>
+      </w:r>
+      <w:r>
+        <w:rPr>
+          <w:sz w:val="22"/>
+          <w:szCs w:val="22"/>
+          <w:u w:val="none"/>
+          <w:rtl w:val="0"/>
+        </w:rPr>
+        <w:t xml:space="preserve">, applications and</w:t>
+      </w:r>
+      <w:r>
+        <w:rPr>
+          <w:color w:val="000000"/>
+          <w:sz w:val="22"/>
+          <w:szCs w:val="22"/>
+          <w:u w:val="none"/>
+          <w:rtl w:val="0"/>
+        </w:rPr>
+        <w:t xml:space="preserve"> abstracts, at least </w:t>
+      </w:r>
+      <w:ins w:author="Dorothy Jane Bridges Kronick" w:id="6" w:date="2026-08-28T18:30:57Z">
         <w:r>
           <w:rPr>
             <w:sz w:val="22"/>
             <w:szCs w:val="22"/>
-            <w:highlight w:val="yellow"/>
             <w:u w:val="none"/>
             <w:rtl w:val="0"/>
+            <w:rPrChange w:author="Dorothy Jane Bridges Kronick" w:id="7" w:date="2026-08-28T18:30:57Z">
+              <w:rPr>
+                <w:color w:val="000000"/>
+                <w:sz w:val="22"/>
+                <w:szCs w:val="22"/>
+                <w:u w:val="none"/>
+              </w:rPr>
+            </w:rPrChange>
           </w:rPr>
-          <w:t xml:space="preserve">and Joshua Blumenstock </w:t>
+          <w:t xml:space="preserve">fourteen</w:t>
         </w:r>
       </w:ins>
-      <w:r>
-        <w:rPr>
-          <w:sz w:val="22"/>
-          <w:szCs w:val="22"/>
-          <w:u w:val="none"/>
-          <w:rtl w:val="0"/>
-        </w:rPr>
-        <w:t xml:space="preserve">(“Investigator</w:t>
-      </w:r>
-      <w:ins w:author="Dorothy Jane Bridges Kronick" w:id="4" w:date="2026-08-26T03:37:46Z">
+      <w:del w:author="Dorothy Jane Bridges Kronick" w:id="6" w:date="2026-08-28T18:30:57Z">
+        <w:r>
+          <w:rPr>
+            <w:sz w:val="22"/>
+            <w:szCs w:val="22"/>
+            <w:u w:val="none"/>
+            <w:rtl w:val="0"/>
+            <w:rPrChange w:author="Dorothy Jane Bridges Kronick" w:id="7" w:date="2026-08-28T18:30:57Z">
+              <w:rPr>
+                <w:color w:val="000000"/>
+                <w:sz w:val="22"/>
+                <w:szCs w:val="22"/>
+                <w:u w:val="none"/>
+              </w:rPr>
+            </w:rPrChange>
+          </w:rPr>
+          <w:delText xml:space="preserve">thirty</w:delText>
+        </w:r>
+      </w:del>
+      <w:r>
+        <w:rPr>
+          <w:color w:val="000000"/>
+          <w:sz w:val="22"/>
+          <w:szCs w:val="22"/>
+          <w:u w:val="none"/>
+          <w:rtl w:val="0"/>
+        </w:rPr>
+        <w:t xml:space="preserve"> (</w:t>
+      </w:r>
+      <w:ins w:author="Dorothy Jane Bridges Kronick" w:id="8" w:date="2026-08-28T18:31:00Z">
+        <w:r>
+          <w:rPr>
+            <w:sz w:val="22"/>
+            <w:szCs w:val="22"/>
+            <w:u w:val="none"/>
+            <w:rtl w:val="0"/>
+            <w:rPrChange w:author="Dorothy Jane Bridges Kronick" w:id="9" w:date="2026-08-28T18:31:00Z">
+              <w:rPr>
+                <w:color w:val="000000"/>
+                <w:sz w:val="22"/>
+                <w:szCs w:val="22"/>
+                <w:u w:val="none"/>
+              </w:rPr>
+            </w:rPrChange>
+          </w:rPr>
+          <w:t xml:space="preserve">14</w:t>
+        </w:r>
+      </w:ins>
+      <w:del w:author="Dorothy Jane Bridges Kronick" w:id="8" w:date="2026-08-28T18:31:00Z">
+        <w:r>
+          <w:rPr>
+            <w:sz w:val="22"/>
+            <w:szCs w:val="22"/>
+            <w:u w:val="none"/>
+            <w:rtl w:val="0"/>
+            <w:rPrChange w:author="Dorothy Jane Bridges Kronick" w:id="9" w:date="2026-08-28T18:31:00Z">
+              <w:rPr>
+                <w:color w:val="000000"/>
+                <w:sz w:val="22"/>
+                <w:szCs w:val="22"/>
+                <w:u w:val="none"/>
+              </w:rPr>
+            </w:rPrChange>
+          </w:rPr>
+          <w:delText xml:space="preserve">30</w:delText>
+        </w:r>
+      </w:del>
+      <w:r>
+        <w:rPr>
+          <w:color w:val="000000"/>
+          <w:sz w:val="22"/>
+          <w:szCs w:val="22"/>
+          <w:u w:val="none"/>
+          <w:rtl w:val="0"/>
+        </w:rPr>
+        <w:t xml:space="preserve">) days prior to submitting the same for publication, for Provider's evaluation, review, comment, and identification of </w:t>
+      </w:r>
+      <w:r>
+        <w:rPr>
+          <w:sz w:val="22"/>
+          <w:szCs w:val="22"/>
+          <w:u w:val="none"/>
+          <w:rtl w:val="0"/>
+        </w:rPr>
+        <w:t xml:space="preserve">any of Provider’s confidential or proprietary information which was included and which Provider wishes to have deleted. </w:t>
+      </w:r>
+      <w:ins w:author="Dorothy Jane Bridges Kronick" w:id="10" w:date="2026-08-28T18:31:34Z">
+        <w:r>
+          <w:rPr>
+            <w:sz w:val="22"/>
+            <w:szCs w:val="22"/>
+            <w:u w:val="none"/>
+            <w:rtl w:val="0"/>
+            <w:rPrChange w:author="Dorothy Jane Bridges Kronick" w:id="11" w:date="2026-08-28T18:31:34Z">
+              <w:rPr>
+                <w:sz w:val="22"/>
+                <w:szCs w:val="22"/>
+                <w:u w:val="none"/>
+              </w:rPr>
+            </w:rPrChange>
+          </w:rPr>
+          <w:t xml:space="preserve">“Provider’s confidential or proprietary information” means only information that was in Provider’s possession prior to the Effective Date or that is disclosed to Recipient by Provider separately from the Data, and excludes the Results, any aggregated, derived, or statistical analysis of the Data, and any conclusions or interpretations of the Investigators.</w:t>
+        </w:r>
+      </w:ins>
+      <w:r>
+        <w:rPr>
+          <w:sz w:val="22"/>
+          <w:szCs w:val="22"/>
+          <w:u w:val="none"/>
+          <w:rtl w:val="0"/>
+        </w:rPr>
+        <w:t xml:space="preserve"> Recipient agrees to remove such Provider’s confidential or proprietary information prior to publication or disclosure. At the end of the </w:t>
+      </w:r>
+      <w:ins w:author="Dorothy Jane Bridges Kronick" w:id="12" w:date="2026-08-28T18:32:42Z">
         <w:r>
           <w:rPr>
             <w:sz w:val="22"/>
@@ -327,19 +737,10 @@
             <w:u w:val="none"/>
             <w:rtl w:val="0"/>
           </w:rPr>
-          <w:t xml:space="preserve">s</w:t>
+          <w:t xml:space="preserve">14</w:t>
         </w:r>
       </w:ins>
-      <w:r>
-        <w:rPr>
-          <w:sz w:val="22"/>
-          <w:szCs w:val="22"/>
-          <w:u w:val="none"/>
-          <w:rtl w:val="0"/>
-        </w:rPr>
-        <w:t xml:space="preserve">”) or person(s) directly under the direction of the Investigator</w:t>
-      </w:r>
-      <w:ins w:author="Dorothy Jane Bridges Kronick" w:id="5" w:date="2026-08-26T03:37:52Z">
+      <w:del w:author="Dorothy Jane Bridges Kronick" w:id="12" w:date="2026-08-28T18:32:42Z">
         <w:r>
           <w:rPr>
             <w:sz w:val="22"/>
@@ -347,46 +748,18 @@
             <w:u w:val="none"/>
             <w:rtl w:val="0"/>
           </w:rPr>
-          <w:t xml:space="preserve">s</w:t>
+          <w:delText xml:space="preserve">30</w:delText>
         </w:r>
-      </w:ins>
-      <w:r>
-        <w:rPr>
-          <w:sz w:val="22"/>
-          <w:szCs w:val="22"/>
-          <w:u w:val="none"/>
-          <w:rtl w:val="0"/>
-        </w:rPr>
-        <w:t xml:space="preserve"> (“Authorized Persons”)</w:t>
-      </w:r>
-      <w:commentRangeEnd w:id="2"/>
-      <w:r>
-        <w:commentReference w:id="2"/>
-      </w:r>
-      <w:commentRangeEnd w:id="3"/>
-      <w:r>
-        <w:commentReference w:id="3"/>
-      </w:r>
-      <w:r>
-        <w:rPr>
-          <w:sz w:val="22"/>
-          <w:szCs w:val="22"/>
-          <w:u w:val="none"/>
-          <w:rtl w:val="0"/>
-        </w:rPr>
-        <w:t xml:space="preserve"> upon the terms and conditions hereinafter. Additional Data may be provided under amendment to this Agreement that is executed by the party’s authorized representatives.</w:t>
-      </w:r>
-    </w:p>
-    <w:p>
-      <w:pPr>
-        <w:spacing w:line="240" w:lineRule="auto"/>
-        <w:jc w:val="both"/>
-        <w:rPr>
-          <w:sz w:val="22"/>
-          <w:szCs w:val="22"/>
-          <w:u w:val="none"/>
-        </w:rPr>
-      </w:pPr>
+      </w:del>
+      <w:r>
+        <w:rPr>
+          <w:sz w:val="22"/>
+          <w:szCs w:val="22"/>
+          <w:u w:val="none"/>
+          <w:rtl w:val="0"/>
+        </w:rPr>
+        <w:t xml:space="preserve">-day review period, Recipient will have the right to publish. Recipient will provide Provider with one copy of the final versions of all published papers generated under this Agreement. </w:t>
+      </w:r>
       <w:r>
         <w:rPr>
           <w:rtl w:val="0"/>
@@ -403,283 +776,45 @@
         <w:ind w:left="720" w:hanging="360"/>
         <w:jc w:val="both"/>
         <w:rPr>
-          <w:color w:val="000000"/>
-          <w:sz w:val="22"/>
-          <w:szCs w:val="22"/>
-        </w:rPr>
-      </w:pPr>
-      <w:r>
-        <w:rPr>
-          <w:sz w:val="22"/>
-          <w:szCs w:val="22"/>
-          <w:u w:val="none"/>
-          <w:rtl w:val="0"/>
-        </w:rPr>
-        <w:t xml:space="preserve">DATA. The Data to be furnished by Provider includes the items set forth in Exhibit A (“Data”).  For the avoidance of doubt, all information or data provided by Provider to Recipient will be deemed to be Data. </w:t>
-      </w:r>
-      <w:r>
-        <w:rPr>
-          <w:rtl w:val="0"/>
-        </w:rPr>
-      </w:r>
-    </w:p>
-    <w:p>
-      <w:pPr>
-        <w:numPr>
-          <w:ilvl w:val="0"/>
-          <w:numId w:val="4"/>
-        </w:numPr>
-        <w:spacing w:line="240" w:lineRule="auto"/>
-        <w:ind w:left="720" w:hanging="360"/>
-        <w:jc w:val="both"/>
-        <w:rPr>
-          <w:sz w:val="22"/>
-          <w:szCs w:val="22"/>
-        </w:rPr>
-      </w:pPr>
-      <w:r>
-        <w:rPr>
-          <w:sz w:val="22"/>
-          <w:szCs w:val="22"/>
-          <w:u w:val="none"/>
-          <w:rtl w:val="0"/>
-        </w:rPr>
-        <w:t xml:space="preserve">LICENSE TO USE DATA. Provider hereby agrees to provide Data at no cost to Recipient and consents to Recipient using Data in the Research, as described in Exhibit B.  Recipient will not use or exploit the Data for any purpose (including disclosure or use with respect to any patent applications) other than in fulfillment of the Research. Recipient will not make any commercial use of the Data or Results (as defined below) that include the Data. Provider will retain the unrestricted right to distribute the Data to other commercial or noncommercial entities. Recipient acknowledges that the Data is the property of Provider and that Provider retains ownership of the Data. Except as expressly provided above, nothing contained in this Agreement shall be deemed to grant to Recipient any right, title or interest in, or any license under the Data, any patents, patent applications or other proprietary interests of any invention, discovery or improvement of Provider.</w:t>
-      </w:r>
-    </w:p>
-    <w:p>
-      <w:pPr>
-        <w:numPr>
-          <w:ilvl w:val="0"/>
-          <w:numId w:val="4"/>
-        </w:numPr>
-        <w:spacing w:line="240" w:lineRule="auto"/>
-        <w:ind w:left="720" w:hanging="360"/>
-        <w:jc w:val="both"/>
-        <w:rPr>
-          <w:sz w:val="22"/>
-          <w:szCs w:val="22"/>
-        </w:rPr>
-      </w:pPr>
-      <w:r>
-        <w:rPr>
-          <w:color w:val="000000"/>
-          <w:sz w:val="22"/>
-          <w:szCs w:val="22"/>
-          <w:u w:val="none"/>
-          <w:rtl w:val="0"/>
-        </w:rPr>
-        <w:t xml:space="preserve">DATA CONFIDENTIALITY. Recipient agrees that Data is confidential to Provider and will not transfer or otherwise disclose the Data to any person except Authorized Persons in the Investigator’s research group for the sole purpose of the Research. </w:t>
-      </w:r>
-      <w:r>
-        <w:rPr>
-          <w:sz w:val="22"/>
-          <w:szCs w:val="22"/>
-          <w:u w:val="none"/>
-          <w:rtl w:val="0"/>
-        </w:rPr>
-        <w:t xml:space="preserve">Recipient shall maintain the Data in confidence, using precautions at least as strict as Recipient takes to protect its own confidential information and data of a similar nature, and in any event no less than reasonable precautions. Recipient shall immediately notify Provider upon discovery of any disclosure not authorized hereunder and take reasonable steps to prevent any further unauthorized disclosure or unauthorized use. Recipient shall be responsible for ensuring the confidentiality of Data by Recipient’s employees. </w:t>
-      </w:r>
-      <w:commentRangeStart w:id="4"/>
-      <w:commentRangeStart w:id="5"/>
-      <w:r>
-        <w:rPr>
-          <w:sz w:val="22"/>
-          <w:szCs w:val="22"/>
-          <w:u w:val="none"/>
-          <w:rtl w:val="0"/>
-        </w:rPr>
-        <w:t xml:space="preserve">Either Party may disclose both the existence and purpose of the relationship that is the subject of this Agreement, including the existence and terms of this Agreement.</w:t>
-      </w:r>
-      <w:commentRangeEnd w:id="4"/>
-      <w:r>
-        <w:commentReference w:id="4"/>
-      </w:r>
-      <w:commentRangeEnd w:id="5"/>
-      <w:r>
-        <w:commentReference w:id="5"/>
-      </w:r>
-      <w:r>
-        <w:rPr>
-          <w:sz w:val="22"/>
-          <w:szCs w:val="22"/>
-          <w:u w:val="none"/>
-          <w:rtl w:val="0"/>
-        </w:rPr>
-        <w:t xml:space="preserve"> Recipient shall have no obligations of confidentiality with respect to information which: (1) was known to Recipient prior to receipt hereunder, as demonstrated by written records; (2) at the time of disclosure was generally available to public, or which after disclosure becomes generally available to the public through no fault attributable to receiving party; (3) is hereafter made available to Recipient for use or disclosure by any third party having a right to do so; (4) is required to be disclosed by law, governmental rule or regulation or order of a court with competent jurisdiction; or (5) is independently developed by Recipient without reference to the Data.</w:t>
-      </w:r>
-    </w:p>
-    <w:p>
-      <w:pPr>
-        <w:numPr>
-          <w:ilvl w:val="0"/>
-          <w:numId w:val="4"/>
-        </w:numPr>
-        <w:spacing w:line="240" w:lineRule="auto"/>
-        <w:ind w:left="720" w:hanging="360"/>
-        <w:jc w:val="both"/>
-        <w:rPr>
-          <w:sz w:val="22"/>
-          <w:szCs w:val="22"/>
-        </w:rPr>
-      </w:pPr>
-      <w:r>
-        <w:rPr>
-          <w:sz w:val="22"/>
-          <w:szCs w:val="22"/>
-          <w:u w:val="none"/>
-          <w:rtl w:val="0"/>
-        </w:rPr>
-        <w:t xml:space="preserve">DATA DESTRUCTION. </w:t>
-      </w:r>
-      <w:r>
-        <w:rPr>
-          <w:color w:val="222222"/>
-          <w:sz w:val="22"/>
-          <w:szCs w:val="22"/>
-          <w:u w:val="none"/>
-          <w:rtl w:val="0"/>
-        </w:rPr>
-        <w:t xml:space="preserve">At the end of the Term or upon Termination of this Agreement in accordance with Section 8, all Data shall be destroyed by Recipient. Recipient shall notify Provider via email the destruction of the Data within 30 days of the destruction.</w:t>
-      </w:r>
-      <w:r>
-        <w:rPr>
-          <w:rtl w:val="0"/>
-        </w:rPr>
-      </w:r>
-    </w:p>
-    <w:p>
-      <w:pPr>
-        <w:numPr>
-          <w:ilvl w:val="0"/>
-          <w:numId w:val="4"/>
-        </w:numPr>
-        <w:spacing w:line="240" w:lineRule="auto"/>
-        <w:ind w:left="720" w:hanging="360"/>
-        <w:rPr>
-          <w:sz w:val="22"/>
-          <w:szCs w:val="22"/>
-        </w:rPr>
-      </w:pPr>
-      <w:commentRangeStart w:id="6"/>
-      <w:commentRangeStart w:id="7"/>
-      <w:commentRangeStart w:id="8"/>
-      <w:r>
-        <w:rPr>
-          <w:color w:val="000000"/>
-          <w:sz w:val="22"/>
-          <w:szCs w:val="22"/>
-          <w:u w:val="none"/>
-          <w:rtl w:val="0"/>
-        </w:rPr>
-        <w:t xml:space="preserve">PUBLICATION. In the event that Recipient should desire to publish</w:t>
-      </w:r>
-      <w:r>
-        <w:rPr>
-          <w:sz w:val="22"/>
-          <w:szCs w:val="22"/>
-          <w:u w:val="none"/>
-          <w:rtl w:val="0"/>
-        </w:rPr>
-        <w:t xml:space="preserve"> the results of the Research or disclose any</w:t>
-      </w:r>
-      <w:r>
-        <w:rPr>
-          <w:color w:val="000000"/>
-          <w:sz w:val="22"/>
-          <w:szCs w:val="22"/>
-          <w:u w:val="none"/>
-          <w:rtl w:val="0"/>
-        </w:rPr>
-        <w:t xml:space="preserve"> Results, Recipient shall provide Provider with a copy of the intended publication</w:t>
-      </w:r>
-      <w:r>
-        <w:rPr>
-          <w:sz w:val="22"/>
-          <w:szCs w:val="22"/>
-          <w:u w:val="none"/>
-          <w:rtl w:val="0"/>
-        </w:rPr>
-        <w:t xml:space="preserve"> or disclosure</w:t>
-      </w:r>
-      <w:r>
-        <w:rPr>
-          <w:color w:val="000000"/>
-          <w:sz w:val="22"/>
-          <w:szCs w:val="22"/>
-          <w:u w:val="none"/>
-          <w:rtl w:val="0"/>
-        </w:rPr>
-        <w:t xml:space="preserve">, including any proposed scientific articles, papers</w:t>
-      </w:r>
-      <w:r>
-        <w:rPr>
-          <w:sz w:val="22"/>
-          <w:szCs w:val="22"/>
-          <w:u w:val="none"/>
-          <w:rtl w:val="0"/>
-        </w:rPr>
-        <w:t xml:space="preserve">, applications and</w:t>
-      </w:r>
-      <w:r>
-        <w:rPr>
-          <w:color w:val="000000"/>
-          <w:sz w:val="22"/>
-          <w:szCs w:val="22"/>
-          <w:u w:val="none"/>
-          <w:rtl w:val="0"/>
-        </w:rPr>
-        <w:t xml:space="preserve"> abstracts, at least thirty (30) days prior to submitting the same for publication, for Provider's evaluation, review, comment, and identification of </w:t>
-      </w:r>
-      <w:r>
-        <w:rPr>
-          <w:sz w:val="22"/>
-          <w:szCs w:val="22"/>
-          <w:u w:val="none"/>
-          <w:rtl w:val="0"/>
-        </w:rPr>
-        <w:t xml:space="preserve">any of Provider’s confidential or proprietary information which was included and which Provider wishes to have deleted.  Recipient agrees to remove such Provider’s confidential or proprietary information prior to publication or disclosure. At the end of the 30-day review period, Recipient will have the right to publish. Recipient will provide Provider with one copy of the final versions of all published papers generated under this Agreement. </w:t>
-      </w:r>
-      <w:commentRangeEnd w:id="6"/>
-      <w:r>
-        <w:commentReference w:id="6"/>
-      </w:r>
-      <w:commentRangeEnd w:id="7"/>
-      <w:r>
-        <w:commentReference w:id="7"/>
-      </w:r>
-      <w:commentRangeEnd w:id="8"/>
-      <w:r>
-        <w:commentReference w:id="8"/>
-      </w:r>
-      <w:r>
-        <w:rPr>
-          <w:rtl w:val="0"/>
-        </w:rPr>
-      </w:r>
-    </w:p>
-    <w:p>
-      <w:pPr>
-        <w:numPr>
-          <w:ilvl w:val="0"/>
-          <w:numId w:val="4"/>
-        </w:numPr>
-        <w:spacing w:line="240" w:lineRule="auto"/>
-        <w:ind w:left="720" w:hanging="360"/>
-        <w:jc w:val="both"/>
-        <w:rPr>
-          <w:sz w:val="22"/>
-          <w:szCs w:val="22"/>
-        </w:rPr>
-      </w:pPr>
-      <w:r>
-        <w:rPr>
-          <w:sz w:val="22"/>
-          <w:szCs w:val="22"/>
-          <w:u w:val="none"/>
-          <w:rtl w:val="0"/>
-        </w:rPr>
-        <w:t xml:space="preserve">REPRESENTATIONS AND WARRANTIES. Provider warrants that it has the right to disclose the Data to the Recipient. The Data is provided AS IS and Provider hereby disclaims and makes no representations, conditions or warranties, either express or implied with respect to any of the Data. Provider expressly disclaims any implied warranty, condition or representation that the Data corresponds with a particular description, is of merchantable quality or fit for a particular purpose.  Provider shall not be liable for any loss, whether direct, consequential, incidental or special (and whether arising out of contract or tort) which the Recipient may suffer arising from any defect, error, fault, reliance on, or failure to perform with respect to the Data.  Nothing in this Agreement shall be construed as a warranty or representation by Provider that the Data is or will be free from infringement of patents, copyrights, trademarks, industrial designs or other intellectual property rights of any third party.</w:t>
+          <w:sz w:val="22"/>
+          <w:szCs w:val="22"/>
+        </w:rPr>
+      </w:pPr>
+      <w:r>
+        <w:rPr>
+          <w:sz w:val="22"/>
+          <w:szCs w:val="22"/>
+          <w:u w:val="none"/>
+          <w:rtl w:val="0"/>
+        </w:rPr>
+        <w:t xml:space="preserve">REPRESENTATIONS AND WARRANTIES. Provider warrants that it has the right to disclose the Data to the Recipient. </w:t>
+      </w:r>
+      <w:ins w:author="Dorothy Jane Bridges Kronick" w:id="13" w:date="2026-08-28T18:33:55Z">
+        <w:r>
+          <w:rPr>
+            <w:sz w:val="22"/>
+            <w:szCs w:val="22"/>
+            <w:u w:val="none"/>
+            <w:rtl w:val="0"/>
+            <w:rPrChange w:author="Dorothy Jane Bridges Kronick" w:id="14" w:date="2026-08-28T18:33:55Z">
+              <w:rPr>
+                <w:sz w:val="22"/>
+                <w:szCs w:val="22"/>
+                <w:u w:val="none"/>
+              </w:rPr>
+            </w:rPrChange>
+          </w:rPr>
+          <w:t xml:space="preserve">Provider further represents and warrants that its collection of the Data, and its disclosure of the Data to Recipient under this Agreement, comply with all laws and regulations applicable to Provider, including applicable Venezuelan telecommunications, privacy, and data protection laws and any subscriber consent, notice, or authorization requirements thereunder, and that no consent, approval, or authorization of any governmental or regulatory authority is required for such disclosure that has not been obtained. </w:t>
+        </w:r>
+      </w:ins>
+      <w:r>
+        <w:rPr>
+          <w:sz w:val="22"/>
+          <w:szCs w:val="22"/>
+          <w:u w:val="none"/>
+          <w:rtl w:val="0"/>
+        </w:rPr>
+        <w:t xml:space="preserve">The Data is provided AS IS and Provider hereby disclaims and makes no representations, conditions or warranties, either express or implied with respect to any of the Data. Provider expressly disclaims any implied warranty, condition or representation that the Data corresponds with a particular description, is of merchantable quality or fit for a particular purpose.  Provider shall not be liable for any loss, whether direct, consequential, incidental or special (and whether arising out of contract or tort) which the Recipient may suffer arising from any defect, error, fault, reliance on, or failure to perform with respect to the Data.  Nothing in this Agreement shall be construed as a warranty or representation by Provider that the Data is or will be free from infringement of patents, copyrights, trademarks, industrial designs or other intellectual property rights of any third party.</w:t>
       </w:r>
     </w:p>
     <w:p>
@@ -744,7 +879,63 @@
           <w:u w:val="none"/>
           <w:rtl w:val="0"/>
         </w:rPr>
-        <w:t xml:space="preserve">TERMINATION. Provider may terminate this Agreement by provision of thirty (30) days prior written notice to Recipient. Upon the expiration or termination of this Agreement at Provider’s request, Recipient’s rights to use the Data will cease and Recipient will return or destroy all Data and other confidential information of Provider in its possession (including copies thereof), and certify such destruction to Provider in writing. Sections 3-7 and 10-14 will survive termination of this Agreement.</w:t>
+        <w:t xml:space="preserve">TERMINATION. Provider may terminate this Agreement by provision of thirty (30) days prior written notice to Recipient. Upon the expiration or termination of this Agreement at Provider’s request, Recipient’s rights to use the Data will cease and Recipient will </w:t>
+      </w:r>
+      <w:del w:author="Dorothy Jane Bridges Kronick" w:id="15" w:date="2026-08-28T18:34:13Z">
+        <w:r>
+          <w:rPr>
+            <w:sz w:val="22"/>
+            <w:szCs w:val="22"/>
+            <w:u w:val="none"/>
+            <w:rtl w:val="0"/>
+          </w:rPr>
+          <w:delText xml:space="preserve">return or </w:delText>
+        </w:r>
+      </w:del>
+      <w:r>
+        <w:rPr>
+          <w:sz w:val="22"/>
+          <w:szCs w:val="22"/>
+          <w:u w:val="none"/>
+          <w:rtl w:val="0"/>
+        </w:rPr>
+        <w:t xml:space="preserve">destroy all Data and other confidential information of Provider in its possession (including copies thereof), and certify such destruction to Provider in writing</w:t>
+      </w:r>
+      <w:ins w:author="Dorothy Jane Bridges Kronick" w:id="16" w:date="2026-08-28T18:34:59Z">
+        <w:r>
+          <w:rPr>
+            <w:sz w:val="22"/>
+            <w:szCs w:val="22"/>
+            <w:u w:val="none"/>
+            <w:rtl w:val="0"/>
+          </w:rPr>
+          <w:t xml:space="preserve">, except as necessary</w:t>
+        </w:r>
+        <w:r>
+          <w:rPr>
+            <w:sz w:val="22"/>
+            <w:szCs w:val="22"/>
+            <w:u w:val="none"/>
+            <w:rtl w:val="0"/>
+            <w:rPrChange w:author="Dorothy Jane Bridges Kronick" w:id="17" w:date="2026-08-28T18:34:59Z">
+              <w:rPr>
+                <w:sz w:val="22"/>
+                <w:szCs w:val="22"/>
+                <w:u w:val="none"/>
+              </w:rPr>
+            </w:rPrChange>
+          </w:rPr>
+          <w:t xml:space="preserve"> to complete analyses already underway as of the effective date of termination, for a period of ninety (90) days following that date, after which the Data shall be destroyed in accordance with Section 4. Recipient’s retention rights set forth in Section 4 apply to any expiration or termination of this Agreement</w:t>
+        </w:r>
+      </w:ins>
+      <w:r>
+        <w:rPr>
+          <w:sz w:val="22"/>
+          <w:szCs w:val="22"/>
+          <w:u w:val="none"/>
+          <w:rtl w:val="0"/>
+        </w:rPr>
+        <w:t xml:space="preserve">. Sections 3-7 and 10-14 will survive termination of this Agreement.</w:t>
       </w:r>
       <w:r>
         <w:rPr>
@@ -773,7 +964,25 @@
           <w:u w:val="none"/>
           <w:rtl w:val="0"/>
         </w:rPr>
-        <w:t xml:space="preserve">NOTICES. Any notice required or permitted under this Agreement will be given in writing to an authorized representative of the other party, will reference this Agreement, and will be deemed effectively given either upon personal delivery to the party to be notified, ten (10) business days after being sent by registered or certified mail, postage prepaid, three (3) business days after deposit with a reputable commercial overnight courier, with written verification of receipt, or on the date of facsimile transmission, provided that the notice is confirmed in another writing sent the following day by registered or certified mail.  All notices will be sent to the addresses set forth below, or to such other address as may specify by notice hereunder.</w:t>
+        <w:t xml:space="preserve">NOTICES. Any notice required or permitted under this Agreement will be given in writing to an authorized representative of the other party, will reference this Agreement, and will be deemed effectively given either upon personal delivery to the party to be notified, ten (10) business days after being sent by registered or certified mail, postage prepaid, three (3) business days after deposit with a reputable commercial overnight courier, with written verification of receipt</w:t>
+      </w:r>
+      <w:r>
+        <w:rPr>
+          <w:sz w:val="22"/>
+          <w:szCs w:val="22"/>
+          <w:u w:val="none"/>
+          <w:rtl w:val="0"/>
+        </w:rPr>
+        <w:t xml:space="preserve">, provided that the notice is confirmed in another writing sent the following day by registered or certified mail</w:t>
+      </w:r>
+      <w:r>
+        <w:rPr>
+          <w:sz w:val="22"/>
+          <w:szCs w:val="22"/>
+          <w:u w:val="none"/>
+          <w:rtl w:val="0"/>
+        </w:rPr>
+        <w:t xml:space="preserve">.  All notices will be sent to the addresses set forth below, or to such other address as may specify by notice hereunder.</w:t>
       </w:r>
       <w:r>
         <w:rPr>
@@ -2389,7 +2598,25 @@
           <w:u w:val="none"/>
           <w:rtl w:val="0"/>
         </w:rPr>
-        <w:t xml:space="preserve">August 31, 2026. This includes:</w:t>
+        <w:t xml:space="preserve">August 31, 2026. </w:t>
+      </w:r>
+      <w:r>
+        <w:rPr>
+          <w:sz w:val="22"/>
+          <w:szCs w:val="22"/>
+          <w:u w:val="none"/>
+          <w:rtl w:val="0"/>
+        </w:rPr>
+        <w:t xml:space="preserve">The Parties anticipate that Provider may furnish additional Data covering later periods by amendment to this Agreement as contemplated above, so that resettlement can be analyzed over the full term of the Research. </w:t>
+      </w:r>
+      <w:r>
+        <w:rPr>
+          <w:sz w:val="22"/>
+          <w:szCs w:val="22"/>
+          <w:u w:val="none"/>
+          <w:rtl w:val="0"/>
+        </w:rPr>
+        <w:t xml:space="preserve">This includes:</w:t>
       </w:r>
     </w:p>
     <w:p>
@@ -2664,7 +2891,7 @@
           <w:u w:val="none"/>
           <w:rtl w:val="0"/>
         </w:rPr>
-        <w:t xml:space="preserve">This research will be implemented in partnership with Venezuelan mobile network operators (MNOs), in support of the International Crisis Group and other organizations doing humanitarian work in Venezuela. . </w:t>
+        <w:t xml:space="preserve">This research will be implemented in partnership with Venezuelan mobile network operators (MNOs), in support of the International Rescue Committee and other organizations doing humanitarian work in Venezuela. </w:t>
       </w:r>
       <w:r>
         <w:rPr>
@@ -2985,7 +3212,16 @@
           <w:u w:val="none"/>
           <w:rtl w:val="0"/>
         </w:rPr>
-        <w:t xml:space="preserve">The Data will not include personally identifiable information as defined in NIST Special Publication 800-122. If the Data being provided is coded, the Provider will not release, and the Recipient will not request, the key to the code.</w:t>
+        <w:t xml:space="preserve">The Data will not include any personally identifiable information in unhashed form</w:t>
+      </w:r>
+      <w:r>
+        <w:rPr>
+          <w:sz w:val="22"/>
+          <w:szCs w:val="22"/>
+          <w:u w:val="none"/>
+          <w:rtl w:val="0"/>
+        </w:rPr>
+        <w:t xml:space="preserve">. The Provider will provide hashed PII (described in Exhibit A), and the Provider will not release, and the Recipient will not request, the hash key.</w:t>
       </w:r>
       <w:r>
         <w:rPr>
@@ -3487,25 +3723,7 @@
           <w:u w:val="none"/>
           <w:rtl w:val="0"/>
         </w:rPr>
-        <w:t xml:space="preserve">This research project will start on September 15, 2026 and will conclude on </w:t>
-      </w:r>
-      <w:r>
-        <w:rPr>
-          <w:sz w:val="22"/>
-          <w:szCs w:val="22"/>
-          <w:u w:val="none"/>
-          <w:rtl w:val="0"/>
-        </w:rPr>
-        <w:t xml:space="preserve">September 15, 2027</w:t>
-      </w:r>
-      <w:r>
-        <w:rPr>
-          <w:sz w:val="22"/>
-          <w:szCs w:val="22"/>
-          <w:u w:val="none"/>
-          <w:rtl w:val="0"/>
-        </w:rPr>
-        <w:t xml:space="preserve">. </w:t>
+        <w:t xml:space="preserve">This research project will start on the effective date and conclude twenty-four (24) months thereafter. . </w:t>
       </w:r>
     </w:p>
     <w:p>
@@ -3615,27 +3833,7 @@
           <w:u w:val="none"/>
           <w:rtl w:val="0"/>
         </w:rPr>
-        <w:t xml:space="preserve">An academic paper</w:t>
-      </w:r>
-      <w:ins w:author="Dorothy Jane Bridges Kronick" w:id="6" w:date="2026-08-28T17:33:31Z">
-        <w:r>
-          <w:rPr>
-            <w:sz w:val="22"/>
-            <w:szCs w:val="22"/>
-            <w:u w:val="none"/>
-            <w:rtl w:val="0"/>
-          </w:rPr>
-          <w:t xml:space="preserve">, which will refer to “MNO partners” without using any company names or other details that could identify the company,</w:t>
-        </w:r>
-      </w:ins>
-      <w:r>
-        <w:rPr>
-          <w:sz w:val="22"/>
-          <w:szCs w:val="22"/>
-          <w:u w:val="none"/>
-          <w:rtl w:val="0"/>
-        </w:rPr>
-        <w:t xml:space="preserve"> on the scale and economic impact of displacement following the Venezuelan earthquake publicly available</w:t>
+        <w:t xml:space="preserve">An academic paper, which will refer to “MNO partners” without using any company names or other details that could identify the company, on the scale and economic impact of displacement following the Venezuelan earthquake publicly available</w:t>
       </w:r>
       <w:r>
         <w:rPr>
@@ -3871,7 +4069,7 @@
       </w:r>
     </w:p>
   </w:comment>
-  <w:comment w:author="Bradley Sagara" w:id="4" w:date="2026-08-25T16:47:33Z">
+  <w:comment w:author="Bradley Sagara" w:id="0" w:date="2026-08-27T15:12:44Z">
     <w:p>
       <w:pPr>
         <w:keepNext w:val="0"/>
@@ -3922,282 +4120,7 @@
           <w:vertAlign w:val="baseline"/>
           <w:rtl w:val="0"/>
         </w:rPr>
-        <w:t xml:space="preserve">@kronick@berkeley.edu - FYI this is what I was referring to on the call</w:t>
-      </w:r>
-    </w:p>
-  </w:comment>
-  <w:comment w:author="Dorothy Jane Bridges Kronick" w:id="5" w:date="2026-08-26T03:41:12Z">
-    <w:p>
-      <w:pPr>
-        <w:keepNext w:val="0"/>
-        <w:keepLines w:val="0"/>
-        <w:pageBreakBefore w:val="0"/>
-        <w:widowControl w:val="0"/>
-        <w:pBdr>
-          <w:top w:space="0" w:sz="0" w:val="nil"/>
-          <w:left w:space="0" w:sz="0" w:val="nil"/>
-          <w:bottom w:space="0" w:sz="0" w:val="nil"/>
-          <w:right w:space="0" w:sz="0" w:val="nil"/>
-          <w:between w:space="0" w:sz="0" w:val="nil"/>
-        </w:pBdr>
-        <w:shd w:fill="auto" w:val="clear"/>
-        <w:spacing w:after="0" w:before="0" w:line="240" w:lineRule="auto"/>
-        <w:ind w:left="0" w:right="0" w:firstLine="0"/>
-        <w:jc w:val="left"/>
-        <w:rPr>
-          <w:rFonts w:ascii="Arial" w:cs="Arial" w:eastAsia="Arial" w:hAnsi="Arial"/>
-          <w:b w:val="0"/>
-          <w:bCs w:val="0"/>
-          <w:i w:val="0"/>
-          <w:iCs w:val="0"/>
-          <w:smallCaps w:val="0"/>
-          <w:strike w:val="0"/>
-          <w:color w:val="000000"/>
-          <w:sz w:val="22"/>
-          <w:szCs w:val="22"/>
-          <w:u w:val="none"/>
-          <w:shd w:fill="auto" w:val="clear"/>
-          <w:vertAlign w:val="baseline"/>
-        </w:rPr>
-      </w:pPr>
-      <w:r>
-        <w:rPr>
-          <w:rFonts w:ascii="Arial" w:cs="Arial" w:eastAsia="Arial" w:hAnsi="Arial"/>
-          <w:b w:val="0"/>
-          <w:bCs w:val="0"/>
-          <w:i w:val="0"/>
-          <w:iCs w:val="0"/>
-          <w:smallCaps w:val="0"/>
-          <w:strike w:val="0"/>
-          <w:color w:val="000000"/>
-          <w:sz w:val="22"/>
-          <w:szCs w:val="22"/>
-          <w:u w:val="none"/>
-          <w:shd w:fill="auto" w:val="clear"/>
-          <w:vertAlign w:val="baseline"/>
-          <w:rtl w:val="0"/>
-        </w:rPr>
-        <w:t xml:space="preserve">I think in the first thing that we send to them, we can leave this sentence in but include a comment bubble that says we could instead say, "Neither party ..."</w:t>
-      </w:r>
-    </w:p>
-  </w:comment>
-  <w:comment w:author="Bradley Sagara" w:id="0" w:date="2026-08-27T15:12:44Z">
-    <w:p>
-      <w:pPr>
-        <w:keepNext w:val="0"/>
-        <w:keepLines w:val="0"/>
-        <w:pageBreakBefore w:val="0"/>
-        <w:widowControl w:val="0"/>
-        <w:pBdr>
-          <w:top w:space="0" w:sz="0" w:val="nil"/>
-          <w:left w:space="0" w:sz="0" w:val="nil"/>
-          <w:bottom w:space="0" w:sz="0" w:val="nil"/>
-          <w:right w:space="0" w:sz="0" w:val="nil"/>
-          <w:between w:space="0" w:sz="0" w:val="nil"/>
-        </w:pBdr>
-        <w:shd w:fill="auto" w:val="clear"/>
-        <w:spacing w:after="0" w:before="0" w:line="240" w:lineRule="auto"/>
-        <w:ind w:left="0" w:right="0" w:firstLine="0"/>
-        <w:jc w:val="left"/>
-        <w:rPr>
-          <w:rFonts w:ascii="Arial" w:cs="Arial" w:eastAsia="Arial" w:hAnsi="Arial"/>
-          <w:b w:val="0"/>
-          <w:bCs w:val="0"/>
-          <w:i w:val="0"/>
-          <w:iCs w:val="0"/>
-          <w:smallCaps w:val="0"/>
-          <w:strike w:val="0"/>
-          <w:color w:val="000000"/>
-          <w:sz w:val="22"/>
-          <w:szCs w:val="22"/>
-          <w:u w:val="none"/>
-          <w:shd w:fill="auto" w:val="clear"/>
-          <w:vertAlign w:val="baseline"/>
-        </w:rPr>
-      </w:pPr>
-      <w:r>
-        <w:rPr>
-          <w:rFonts w:ascii="Arial" w:cs="Arial" w:eastAsia="Arial" w:hAnsi="Arial"/>
-          <w:b w:val="0"/>
-          <w:bCs w:val="0"/>
-          <w:i w:val="0"/>
-          <w:iCs w:val="0"/>
-          <w:smallCaps w:val="0"/>
-          <w:strike w:val="0"/>
-          <w:color w:val="000000"/>
-          <w:sz w:val="22"/>
-          <w:szCs w:val="22"/>
-          <w:u w:val="none"/>
-          <w:shd w:fill="auto" w:val="clear"/>
-          <w:vertAlign w:val="baseline"/>
-          <w:rtl w:val="0"/>
-        </w:rPr>
         <w:t xml:space="preserve">per @kronick@berkeley.edu 's edit in Exhibit B</w:t>
-      </w:r>
-    </w:p>
-  </w:comment>
-  <w:comment w:author="Dorothy Jane Bridges Kronick" w:id="6" w:date="2026-08-26T03:47:33Z">
-    <w:p>
-      <w:pPr>
-        <w:keepNext w:val="0"/>
-        <w:keepLines w:val="0"/>
-        <w:pageBreakBefore w:val="0"/>
-        <w:widowControl w:val="0"/>
-        <w:pBdr>
-          <w:top w:space="0" w:sz="0" w:val="nil"/>
-          <w:left w:space="0" w:sz="0" w:val="nil"/>
-          <w:bottom w:space="0" w:sz="0" w:val="nil"/>
-          <w:right w:space="0" w:sz="0" w:val="nil"/>
-          <w:between w:space="0" w:sz="0" w:val="nil"/>
-        </w:pBdr>
-        <w:shd w:fill="auto" w:val="clear"/>
-        <w:spacing w:after="0" w:before="0" w:line="240" w:lineRule="auto"/>
-        <w:ind w:left="0" w:right="0" w:firstLine="0"/>
-        <w:jc w:val="left"/>
-        <w:rPr>
-          <w:rFonts w:ascii="Arial" w:cs="Arial" w:eastAsia="Arial" w:hAnsi="Arial"/>
-          <w:b w:val="0"/>
-          <w:bCs w:val="0"/>
-          <w:i w:val="0"/>
-          <w:iCs w:val="0"/>
-          <w:smallCaps w:val="0"/>
-          <w:strike w:val="0"/>
-          <w:color w:val="000000"/>
-          <w:sz w:val="22"/>
-          <w:szCs w:val="22"/>
-          <w:u w:val="none"/>
-          <w:shd w:fill="auto" w:val="clear"/>
-          <w:vertAlign w:val="baseline"/>
-        </w:rPr>
-      </w:pPr>
-      <w:r>
-        <w:rPr>
-          <w:rFonts w:ascii="Arial" w:cs="Arial" w:eastAsia="Arial" w:hAnsi="Arial"/>
-          <w:b w:val="0"/>
-          <w:bCs w:val="0"/>
-          <w:i w:val="0"/>
-          <w:iCs w:val="0"/>
-          <w:smallCaps w:val="0"/>
-          <w:strike w:val="0"/>
-          <w:color w:val="000000"/>
-          <w:sz w:val="22"/>
-          <w:szCs w:val="22"/>
-          <w:u w:val="none"/>
-          <w:shd w:fill="auto" w:val="clear"/>
-          <w:vertAlign w:val="baseline"/>
-          <w:rtl w:val="0"/>
-        </w:rPr>
-        <w:t xml:space="preserve">We should run this by Josh ...</w:t>
-      </w:r>
-    </w:p>
-  </w:comment>
-  <w:comment w:author="Bradley Sagara" w:id="7" w:date="2026-08-26T17:26:22Z">
-    <w:p>
-      <w:pPr>
-        <w:keepNext w:val="0"/>
-        <w:keepLines w:val="0"/>
-        <w:pageBreakBefore w:val="0"/>
-        <w:widowControl w:val="0"/>
-        <w:pBdr>
-          <w:top w:space="0" w:sz="0" w:val="nil"/>
-          <w:left w:space="0" w:sz="0" w:val="nil"/>
-          <w:bottom w:space="0" w:sz="0" w:val="nil"/>
-          <w:right w:space="0" w:sz="0" w:val="nil"/>
-          <w:between w:space="0" w:sz="0" w:val="nil"/>
-        </w:pBdr>
-        <w:shd w:fill="auto" w:val="clear"/>
-        <w:spacing w:after="0" w:before="0" w:line="240" w:lineRule="auto"/>
-        <w:ind w:left="0" w:right="0" w:firstLine="0"/>
-        <w:jc w:val="left"/>
-        <w:rPr>
-          <w:rFonts w:ascii="Arial" w:cs="Arial" w:eastAsia="Arial" w:hAnsi="Arial"/>
-          <w:b w:val="0"/>
-          <w:bCs w:val="0"/>
-          <w:i w:val="0"/>
-          <w:iCs w:val="0"/>
-          <w:smallCaps w:val="0"/>
-          <w:strike w:val="0"/>
-          <w:color w:val="000000"/>
-          <w:sz w:val="22"/>
-          <w:szCs w:val="22"/>
-          <w:u w:val="none"/>
-          <w:shd w:fill="auto" w:val="clear"/>
-          <w:vertAlign w:val="baseline"/>
-        </w:rPr>
-      </w:pPr>
-      <w:r>
-        <w:rPr>
-          <w:rFonts w:ascii="Arial" w:cs="Arial" w:eastAsia="Arial" w:hAnsi="Arial"/>
-          <w:b w:val="0"/>
-          <w:bCs w:val="0"/>
-          <w:i w:val="0"/>
-          <w:iCs w:val="0"/>
-          <w:smallCaps w:val="0"/>
-          <w:strike w:val="0"/>
-          <w:color w:val="000000"/>
-          <w:sz w:val="22"/>
-          <w:szCs w:val="22"/>
-          <w:u w:val="none"/>
-          <w:shd w:fill="auto" w:val="clear"/>
-          <w:vertAlign w:val="baseline"/>
-          <w:rtl w:val="0"/>
-        </w:rPr>
-        <w:t xml:space="preserve">@jblumenstock@berkeley.edu</w:t>
-      </w:r>
-    </w:p>
-  </w:comment>
-  <w:comment w:author="Joshua Evan Blumenstock" w:id="8" w:date="2026-08-26T22:02:13Z">
-    <w:p>
-      <w:pPr>
-        <w:keepNext w:val="0"/>
-        <w:keepLines w:val="0"/>
-        <w:pageBreakBefore w:val="0"/>
-        <w:widowControl w:val="0"/>
-        <w:pBdr>
-          <w:top w:space="0" w:sz="0" w:val="nil"/>
-          <w:left w:space="0" w:sz="0" w:val="nil"/>
-          <w:bottom w:space="0" w:sz="0" w:val="nil"/>
-          <w:right w:space="0" w:sz="0" w:val="nil"/>
-          <w:between w:space="0" w:sz="0" w:val="nil"/>
-        </w:pBdr>
-        <w:shd w:fill="auto" w:val="clear"/>
-        <w:spacing w:after="0" w:before="0" w:line="240" w:lineRule="auto"/>
-        <w:ind w:left="0" w:right="0" w:firstLine="0"/>
-        <w:jc w:val="left"/>
-        <w:rPr>
-          <w:rFonts w:ascii="Arial" w:cs="Arial" w:eastAsia="Arial" w:hAnsi="Arial"/>
-          <w:b w:val="0"/>
-          <w:bCs w:val="0"/>
-          <w:i w:val="0"/>
-          <w:iCs w:val="0"/>
-          <w:smallCaps w:val="0"/>
-          <w:strike w:val="0"/>
-          <w:color w:val="000000"/>
-          <w:sz w:val="22"/>
-          <w:szCs w:val="22"/>
-          <w:u w:val="none"/>
-          <w:shd w:fill="auto" w:val="clear"/>
-          <w:vertAlign w:val="baseline"/>
-        </w:rPr>
-      </w:pPr>
-      <w:r>
-        <w:rPr>
-          <w:rFonts w:ascii="Arial" w:cs="Arial" w:eastAsia="Arial" w:hAnsi="Arial"/>
-          <w:b w:val="0"/>
-          <w:bCs w:val="0"/>
-          <w:i w:val="0"/>
-          <w:iCs w:val="0"/>
-          <w:smallCaps w:val="0"/>
-          <w:strike w:val="0"/>
-          <w:color w:val="000000"/>
-          <w:sz w:val="22"/>
-          <w:szCs w:val="22"/>
-          <w:u w:val="none"/>
-          <w:shd w:fill="auto" w:val="clear"/>
-          <w:vertAlign w:val="baseline"/>
-          <w:rtl w:val="0"/>
-        </w:rPr>
-        <w:t xml:space="preserve">this is pretty standard. though shortening to 1 or 2 weeks would be much better</w:t>
       </w:r>
     </w:p>
   </w:comment>

--- a/DUA/CEGA_Venezuela Project_DUA_Draft.docx
+++ b/DUA/CEGA_Venezuela Project_DUA_Draft.docx
@@ -75,70 +75,7 @@
           <w:u w:val="none"/>
           <w:rtl w:val="0"/>
         </w:rPr>
-        <w:t xml:space="preserve">] (“Effective Date”) and continuing until  </w:t>
-      </w:r>
-      <w:ins w:author="Dorothy Jane Bridges Kronick" w:id="0" w:date="2026-08-28T18:27:38Z">
-        <w:r>
-          <w:rPr>
-            <w:sz w:val="22"/>
-            <w:szCs w:val="22"/>
-            <w:u w:val="none"/>
-            <w:rtl w:val="0"/>
-          </w:rPr>
-          <w:t xml:space="preserve">[24 months from the Effective Date]</w:t>
-        </w:r>
-      </w:ins>
-      <w:ins w:author="Bradley Sagara" w:id="1" w:date="2026-08-27T15:12:22Z">
-        <w:del w:author="Dorothy Jane Bridges Kronick" w:id="0" w:date="2026-08-28T18:27:38Z">
-          <w:commentRangeStart w:id="0"/>
-          <w:commentRangeStart w:id="0"/>
-          <w:commentRangeEnd w:id="0"/>
-          <w:r>
-            <w:commentReference w:id="0"/>
-          </w:r>
-          <w:r>
-            <w:rPr>
-              <w:sz w:val="22"/>
-              <w:szCs w:val="22"/>
-              <w:u w:val="none"/>
-              <w:rtl w:val="0"/>
-              <w:rPrChange w:author="Bradley Sagara" w:id="2" w:date="2026-08-27T15:12:22Z">
-                <w:rPr>
-                  <w:sz w:val="22"/>
-                  <w:szCs w:val="22"/>
-                  <w:u w:val="none"/>
-                </w:rPr>
-              </w:rPrChange>
-            </w:rPr>
-            <w:delText xml:space="preserve">September 15, 2027.</w:delText>
-          </w:r>
-        </w:del>
-      </w:ins>
-      <w:del w:author="Dorothy Jane Bridges Kronick" w:id="0" w:date="2026-08-28T18:27:38Z">
-        <w:commentRangeStart w:id="1"/>
-        <w:r>
-          <w:rPr>
-            <w:sz w:val="22"/>
-            <w:szCs w:val="22"/>
-            <w:u w:val="none"/>
-            <w:shd w:fill="ff9900" w:val="clear"/>
-            <w:rtl w:val="0"/>
-          </w:rPr>
-          <w:delText xml:space="preserve">[INSERT DATE]</w:delText>
-        </w:r>
-      </w:del>
-      <w:commentRangeEnd w:id="1"/>
-      <w:r>
-        <w:commentReference w:id="1"/>
-      </w:r>
-      <w:r>
-        <w:rPr>
-          <w:sz w:val="22"/>
-          <w:szCs w:val="22"/>
-          <w:u w:val="none"/>
-          <w:rtl w:val="0"/>
-        </w:rPr>
-        <w:t xml:space="preserve">, unless terminated earlier in accordance with Section 8 of this Agreement (“Term”) is made and entered into by and between </w:t>
+        <w:t xml:space="preserve">] (“Effective Date”) and continuing until  [24 months from the Effective Date], unless terminated earlier in accordance with Section 8 of this Agreement (“Term”) is made and entered into by and between </w:t>
       </w:r>
       <w:r>
         <w:rPr>
@@ -259,8 +196,6 @@
         </w:rPr>
         <w:t xml:space="preserve">(“Research”), undertaken by the Recipient through </w:t>
       </w:r>
-      <w:commentRangeStart w:id="2"/>
-      <w:commentRangeStart w:id="3"/>
       <w:r>
         <w:rPr>
           <w:sz w:val="22"/>
@@ -287,14 +222,6 @@
           <w:rtl w:val="0"/>
         </w:rPr>
         <w:t xml:space="preserve"> and Joshua Blumenstock (“Investigators”) or person(s) directly under the direction of the Investigators (“Authorized Persons”)</w:t>
-      </w:r>
-      <w:commentRangeEnd w:id="2"/>
-      <w:r>
-        <w:commentReference w:id="2"/>
-      </w:r>
-      <w:commentRangeEnd w:id="3"/>
-      <w:r>
-        <w:commentReference w:id="3"/>
       </w:r>
       <w:r>
         <w:rPr>
@@ -407,27 +334,7 @@
           <w:u w:val="none"/>
           <w:rtl w:val="0"/>
         </w:rPr>
-        <w:t xml:space="preserve">Recipient shall maintain the Data in confidence, using precautions at least as strict as Recipient takes to protect its own confidential information and data of a similar nature, and in any event no less than reasonable precautions. Recipient shall immediately notify Provider upon discovery of any disclosure not authorized hereunder and take reasonable steps to prevent any further unauthorized disclosure or unauthorized use. Recipient shall be responsible for ensuring the confidentiality of Data by Recipient’s employees</w:t>
-      </w:r>
-      <w:ins w:author="Dorothy Jane Bridges Kronick" w:id="3" w:date="2026-08-28T18:28:59Z">
-        <w:r>
-          <w:rPr>
-            <w:sz w:val="22"/>
-            <w:szCs w:val="22"/>
-            <w:u w:val="none"/>
-            <w:rtl w:val="0"/>
-          </w:rPr>
-          <w:t xml:space="preserve"> and other authorized persons</w:t>
-        </w:r>
-      </w:ins>
-      <w:r>
-        <w:rPr>
-          <w:sz w:val="22"/>
-          <w:szCs w:val="22"/>
-          <w:u w:val="none"/>
-          <w:rtl w:val="0"/>
-        </w:rPr>
-        <w:t xml:space="preserve">. </w:t>
+        <w:t xml:space="preserve">Recipient shall maintain the Data in confidence, using precautions at least as strict as Recipient takes to protect its own confidential information and data of a similar nature, and in any event no less than reasonable precautions. Recipient shall immediately notify Provider upon discovery of any disclosure not authorized hereunder and take reasonable steps to prevent any further unauthorized disclosure or unauthorized use. Recipient shall be responsible for ensuring the confidentiality of Data by Recipient’s employees and other authorized persons. </w:t>
       </w:r>
       <w:r>
         <w:rPr>
@@ -481,26 +388,16 @@
         </w:rPr>
         <w:t xml:space="preserve">At the end of the Term or upon Termination of this Agreement in accordance with Section 8, all Data shall be destroyed by Recipient. </w:t>
       </w:r>
-      <w:ins w:author="Dorothy Jane Bridges Kronick" w:id="4" w:date="2026-08-28T18:29:45Z">
-        <w:r>
-          <w:rPr>
-            <w:color w:val="222222"/>
-            <w:sz w:val="22"/>
-            <w:szCs w:val="22"/>
-            <w:u w:val="none"/>
-            <w:rtl w:val="0"/>
-            <w:rPrChange w:author="Dorothy Jane Bridges Kronick" w:id="5" w:date="2026-08-28T18:29:45Z">
-              <w:rPr>
-                <w:color w:val="222222"/>
-                <w:sz w:val="22"/>
-                <w:szCs w:val="22"/>
-                <w:u w:val="none"/>
-              </w:rPr>
-            </w:rPrChange>
-          </w:rPr>
-          <w:t xml:space="preserve">Recipient may retain (a) aggregated, derived, or statistical outputs and analysis code that do not contain the Data itself, and (b) such minimal portion of the Data as is reasonably necessary to verify, defend, or reproduce published results in connection with peer review reproducibility requirements, or Recipient’s institutional records retention obligations. Any Data so retained shall remain subject to Sections 2 and 3 for so long as it is retained. </w:t>
-        </w:r>
-      </w:ins>
+      <w:r>
+        <w:rPr>
+          <w:color w:val="222222"/>
+          <w:sz w:val="22"/>
+          <w:szCs w:val="22"/>
+          <w:u w:val="none"/>
+          <w:rtl w:val="0"/>
+        </w:rPr>
+        <w:t xml:space="preserve">Recipient may retain (a) aggregated, derived, or statistical outputs and analysis code that do not contain the Data itself, and (b) such minimal portion of the Data as is reasonably necessary to verify, defend, or reproduce published results in connection with peer review reproducibility requirements, or Recipient’s institutional records retention obligations. Any Data so retained shall remain subject to Sections 2 and 3 for so long as it is retained. </w:t>
+      </w:r>
       <w:r>
         <w:rPr>
           <w:color w:val="222222"/>
@@ -597,44 +494,15 @@
         </w:rPr>
         <w:t xml:space="preserve"> abstracts, at least </w:t>
       </w:r>
-      <w:ins w:author="Dorothy Jane Bridges Kronick" w:id="6" w:date="2026-08-28T18:30:57Z">
-        <w:r>
-          <w:rPr>
-            <w:sz w:val="22"/>
-            <w:szCs w:val="22"/>
-            <w:u w:val="none"/>
-            <w:rtl w:val="0"/>
-            <w:rPrChange w:author="Dorothy Jane Bridges Kronick" w:id="7" w:date="2026-08-28T18:30:57Z">
-              <w:rPr>
-                <w:color w:val="000000"/>
-                <w:sz w:val="22"/>
-                <w:szCs w:val="22"/>
-                <w:u w:val="none"/>
-              </w:rPr>
-            </w:rPrChange>
-          </w:rPr>
-          <w:t xml:space="preserve">fourteen</w:t>
-        </w:r>
-      </w:ins>
-      <w:del w:author="Dorothy Jane Bridges Kronick" w:id="6" w:date="2026-08-28T18:30:57Z">
-        <w:r>
-          <w:rPr>
-            <w:sz w:val="22"/>
-            <w:szCs w:val="22"/>
-            <w:u w:val="none"/>
-            <w:rtl w:val="0"/>
-            <w:rPrChange w:author="Dorothy Jane Bridges Kronick" w:id="7" w:date="2026-08-28T18:30:57Z">
-              <w:rPr>
-                <w:color w:val="000000"/>
-                <w:sz w:val="22"/>
-                <w:szCs w:val="22"/>
-                <w:u w:val="none"/>
-              </w:rPr>
-            </w:rPrChange>
-          </w:rPr>
-          <w:delText xml:space="preserve">thirty</w:delText>
-        </w:r>
-      </w:del>
+      <w:r>
+        <w:rPr>
+          <w:sz w:val="22"/>
+          <w:szCs w:val="22"/>
+          <w:u w:val="none"/>
+          <w:rtl w:val="0"/>
+        </w:rPr>
+        <w:t xml:space="preserve">fourteen</w:t>
+      </w:r>
       <w:r>
         <w:rPr>
           <w:color w:val="000000"/>
@@ -645,44 +513,15 @@
         </w:rPr>
         <w:t xml:space="preserve"> (</w:t>
       </w:r>
-      <w:ins w:author="Dorothy Jane Bridges Kronick" w:id="8" w:date="2026-08-28T18:31:00Z">
-        <w:r>
-          <w:rPr>
-            <w:sz w:val="22"/>
-            <w:szCs w:val="22"/>
-            <w:u w:val="none"/>
-            <w:rtl w:val="0"/>
-            <w:rPrChange w:author="Dorothy Jane Bridges Kronick" w:id="9" w:date="2026-08-28T18:31:00Z">
-              <w:rPr>
-                <w:color w:val="000000"/>
-                <w:sz w:val="22"/>
-                <w:szCs w:val="22"/>
-                <w:u w:val="none"/>
-              </w:rPr>
-            </w:rPrChange>
-          </w:rPr>
-          <w:t xml:space="preserve">14</w:t>
-        </w:r>
-      </w:ins>
-      <w:del w:author="Dorothy Jane Bridges Kronick" w:id="8" w:date="2026-08-28T18:31:00Z">
-        <w:r>
-          <w:rPr>
-            <w:sz w:val="22"/>
-            <w:szCs w:val="22"/>
-            <w:u w:val="none"/>
-            <w:rtl w:val="0"/>
-            <w:rPrChange w:author="Dorothy Jane Bridges Kronick" w:id="9" w:date="2026-08-28T18:31:00Z">
-              <w:rPr>
-                <w:color w:val="000000"/>
-                <w:sz w:val="22"/>
-                <w:szCs w:val="22"/>
-                <w:u w:val="none"/>
-              </w:rPr>
-            </w:rPrChange>
-          </w:rPr>
-          <w:delText xml:space="preserve">30</w:delText>
-        </w:r>
-      </w:del>
+      <w:r>
+        <w:rPr>
+          <w:sz w:val="22"/>
+          <w:szCs w:val="22"/>
+          <w:u w:val="none"/>
+          <w:rtl w:val="0"/>
+        </w:rPr>
+        <w:t xml:space="preserve">14</w:t>
+      </w:r>
       <w:r>
         <w:rPr>
           <w:color w:val="000000"/>
@@ -702,63 +541,23 @@
         </w:rPr>
         <w:t xml:space="preserve">any of Provider’s confidential or proprietary information which was included and which Provider wishes to have deleted. </w:t>
       </w:r>
-      <w:ins w:author="Dorothy Jane Bridges Kronick" w:id="10" w:date="2026-08-28T18:31:34Z">
-        <w:r>
-          <w:rPr>
-            <w:sz w:val="22"/>
-            <w:szCs w:val="22"/>
-            <w:u w:val="none"/>
-            <w:rtl w:val="0"/>
-            <w:rPrChange w:author="Dorothy Jane Bridges Kronick" w:id="11" w:date="2026-08-28T18:31:34Z">
-              <w:rPr>
-                <w:sz w:val="22"/>
-                <w:szCs w:val="22"/>
-                <w:u w:val="none"/>
-              </w:rPr>
-            </w:rPrChange>
-          </w:rPr>
-          <w:t xml:space="preserve">“Provider’s confidential or proprietary information” means only information that was in Provider’s possession prior to the Effective Date or that is disclosed to Recipient by Provider separately from the Data, and excludes the Results, any aggregated, derived, or statistical analysis of the Data, and any conclusions or interpretations of the Investigators.</w:t>
-        </w:r>
-      </w:ins>
-      <w:r>
-        <w:rPr>
-          <w:sz w:val="22"/>
-          <w:szCs w:val="22"/>
-          <w:u w:val="none"/>
-          <w:rtl w:val="0"/>
-        </w:rPr>
-        <w:t xml:space="preserve"> Recipient agrees to remove such Provider’s confidential or proprietary information prior to publication or disclosure. At the end of the </w:t>
-      </w:r>
-      <w:ins w:author="Dorothy Jane Bridges Kronick" w:id="12" w:date="2026-08-28T18:32:42Z">
-        <w:r>
-          <w:rPr>
-            <w:sz w:val="22"/>
-            <w:szCs w:val="22"/>
-            <w:u w:val="none"/>
-            <w:rtl w:val="0"/>
-          </w:rPr>
-          <w:t xml:space="preserve">14</w:t>
-        </w:r>
-      </w:ins>
-      <w:del w:author="Dorothy Jane Bridges Kronick" w:id="12" w:date="2026-08-28T18:32:42Z">
-        <w:r>
-          <w:rPr>
-            <w:sz w:val="22"/>
-            <w:szCs w:val="22"/>
-            <w:u w:val="none"/>
-            <w:rtl w:val="0"/>
-          </w:rPr>
-          <w:delText xml:space="preserve">30</w:delText>
-        </w:r>
-      </w:del>
-      <w:r>
-        <w:rPr>
-          <w:sz w:val="22"/>
-          <w:szCs w:val="22"/>
-          <w:u w:val="none"/>
-          <w:rtl w:val="0"/>
-        </w:rPr>
-        <w:t xml:space="preserve">-day review period, Recipient will have the right to publish. Recipient will provide Provider with one copy of the final versions of all published papers generated under this Agreement. </w:t>
+      <w:r>
+        <w:rPr>
+          <w:sz w:val="22"/>
+          <w:szCs w:val="22"/>
+          <w:u w:val="none"/>
+          <w:rtl w:val="0"/>
+        </w:rPr>
+        <w:t xml:space="preserve">“Provider’s confidential or proprietary information” means only information that was in Provider’s possession prior to the Effective Date or that is disclosed to Recipient by Provider separately from the Data, and excludes the Results, any aggregated, derived, or statistical analysis of the Data, and any conclusions or interpretations of the Investigators.</w:t>
+      </w:r>
+      <w:r>
+        <w:rPr>
+          <w:sz w:val="22"/>
+          <w:szCs w:val="22"/>
+          <w:u w:val="none"/>
+          <w:rtl w:val="0"/>
+        </w:rPr>
+        <w:t xml:space="preserve"> Recipient agrees to remove such Provider’s confidential or proprietary information prior to publication or disclosure. At the end of the 14-day review period, Recipient will have the right to publish. Recipient will provide Provider with one copy of the final versions of all published papers generated under this Agreement. </w:t>
       </w:r>
       <w:r>
         <w:rPr>
@@ -789,24 +588,15 @@
         </w:rPr>
         <w:t xml:space="preserve">REPRESENTATIONS AND WARRANTIES. Provider warrants that it has the right to disclose the Data to the Recipient. </w:t>
       </w:r>
-      <w:ins w:author="Dorothy Jane Bridges Kronick" w:id="13" w:date="2026-08-28T18:33:55Z">
-        <w:r>
-          <w:rPr>
-            <w:sz w:val="22"/>
-            <w:szCs w:val="22"/>
-            <w:u w:val="none"/>
-            <w:rtl w:val="0"/>
-            <w:rPrChange w:author="Dorothy Jane Bridges Kronick" w:id="14" w:date="2026-08-28T18:33:55Z">
-              <w:rPr>
-                <w:sz w:val="22"/>
-                <w:szCs w:val="22"/>
-                <w:u w:val="none"/>
-              </w:rPr>
-            </w:rPrChange>
-          </w:rPr>
-          <w:t xml:space="preserve">Provider further represents and warrants that its collection of the Data, and its disclosure of the Data to Recipient under this Agreement, comply with all laws and regulations applicable to Provider, including applicable Venezuelan telecommunications, privacy, and data protection laws and any subscriber consent, notice, or authorization requirements thereunder, and that no consent, approval, or authorization of any governmental or regulatory authority is required for such disclosure that has not been obtained. </w:t>
-        </w:r>
-      </w:ins>
+      <w:r>
+        <w:rPr>
+          <w:sz w:val="22"/>
+          <w:szCs w:val="22"/>
+          <w:u w:val="none"/>
+          <w:rtl w:val="0"/>
+        </w:rPr>
+        <w:t xml:space="preserve">Provider further represents and warrants that its collection of the Data, and its disclosure of the Data to Recipient under this Agreement, comply with all laws and regulations applicable to Provider, including applicable Venezuelan telecommunications, privacy, and data protection laws and any subscriber consent, notice, or authorization requirements thereunder, and that no consent, approval, or authorization of any governmental or regulatory authority is required for such disclosure that has not been obtained. </w:t>
+      </w:r>
       <w:r>
         <w:rPr>
           <w:sz w:val="22"/>
@@ -879,55 +669,17 @@
           <w:u w:val="none"/>
           <w:rtl w:val="0"/>
         </w:rPr>
-        <w:t xml:space="preserve">TERMINATION. Provider may terminate this Agreement by provision of thirty (30) days prior written notice to Recipient. Upon the expiration or termination of this Agreement at Provider’s request, Recipient’s rights to use the Data will cease and Recipient will </w:t>
-      </w:r>
-      <w:del w:author="Dorothy Jane Bridges Kronick" w:id="15" w:date="2026-08-28T18:34:13Z">
-        <w:r>
-          <w:rPr>
-            <w:sz w:val="22"/>
-            <w:szCs w:val="22"/>
-            <w:u w:val="none"/>
-            <w:rtl w:val="0"/>
-          </w:rPr>
-          <w:delText xml:space="preserve">return or </w:delText>
-        </w:r>
-      </w:del>
-      <w:r>
-        <w:rPr>
-          <w:sz w:val="22"/>
-          <w:szCs w:val="22"/>
-          <w:u w:val="none"/>
-          <w:rtl w:val="0"/>
-        </w:rPr>
-        <w:t xml:space="preserve">destroy all Data and other confidential information of Provider in its possession (including copies thereof), and certify such destruction to Provider in writing</w:t>
-      </w:r>
-      <w:ins w:author="Dorothy Jane Bridges Kronick" w:id="16" w:date="2026-08-28T18:34:59Z">
-        <w:r>
-          <w:rPr>
-            <w:sz w:val="22"/>
-            <w:szCs w:val="22"/>
-            <w:u w:val="none"/>
-            <w:rtl w:val="0"/>
-          </w:rPr>
-          <w:t xml:space="preserve">, except as necessary</w:t>
-        </w:r>
-        <w:r>
-          <w:rPr>
-            <w:sz w:val="22"/>
-            <w:szCs w:val="22"/>
-            <w:u w:val="none"/>
-            <w:rtl w:val="0"/>
-            <w:rPrChange w:author="Dorothy Jane Bridges Kronick" w:id="17" w:date="2026-08-28T18:34:59Z">
-              <w:rPr>
-                <w:sz w:val="22"/>
-                <w:szCs w:val="22"/>
-                <w:u w:val="none"/>
-              </w:rPr>
-            </w:rPrChange>
-          </w:rPr>
-          <w:t xml:space="preserve"> to complete analyses already underway as of the effective date of termination, for a period of ninety (90) days following that date, after which the Data shall be destroyed in accordance with Section 4. Recipient’s retention rights set forth in Section 4 apply to any expiration or termination of this Agreement</w:t>
-        </w:r>
-      </w:ins>
+        <w:t xml:space="preserve">TERMINATION. Provider may terminate this Agreement by provision of thirty (30) days prior written notice to Recipient. Upon the expiration or termination of this Agreement at Provider’s request, Recipient’s rights to use the Data will cease and Recipient will destroy all Data and other confidential information of Provider in its possession (including copies thereof), and certify such destruction to Provider in writing, except as necessary</w:t>
+      </w:r>
+      <w:r>
+        <w:rPr>
+          <w:sz w:val="22"/>
+          <w:szCs w:val="22"/>
+          <w:u w:val="none"/>
+          <w:rtl w:val="0"/>
+        </w:rPr>
+        <w:t xml:space="preserve"> to complete analyses already underway as of the effective date of termination, for a period of ninety (90) days following that date, after which the Data shall be destroyed in accordance with Section 4. Recipient’s retention rights set forth in Section 4 apply to any expiration or termination of this Agreement</w:t>
+      </w:r>
       <w:r>
         <w:rPr>
           <w:sz w:val="22"/>
@@ -1183,7 +935,7 @@
                 <w:u w:val="none"/>
               </w:rPr>
             </w:pPr>
-            <w:hyperlink r:id="rId7">
+            <w:hyperlink r:id="rId6">
               <w:r>
                 <w:rPr>
                   <w:color w:val="0000ff"/>
@@ -3723,7 +3475,7 @@
           <w:u w:val="none"/>
           <w:rtl w:val="0"/>
         </w:rPr>
-        <w:t xml:space="preserve">This research project will start on the effective date and conclude twenty-four (24) months thereafter. . </w:t>
+        <w:t xml:space="preserve">This research project will start on the effective date and conclude twenty-four (24) months thereafter. </w:t>
       </w:r>
     </w:p>
     <w:p>
@@ -3844,7 +3596,7 @@
         </w:rPr>
         <w:t xml:space="preserve"> on </w:t>
       </w:r>
-      <w:hyperlink r:id="rId8">
+      <w:hyperlink r:id="rId7">
         <w:r>
           <w:rPr>
             <w:color w:val="1155cc"/>
@@ -3864,7 +3616,7 @@
         </w:rPr>
         <w:t xml:space="preserve"> and</w:t>
       </w:r>
-      <w:hyperlink r:id="rId9">
+      <w:hyperlink r:id="rId8">
         <w:r>
           <w:rPr>
             <w:color w:val="1155cc"/>
@@ -3876,7 +3628,7 @@
           <w:t xml:space="preserve"> </w:t>
         </w:r>
       </w:hyperlink>
-      <w:hyperlink r:id="rId10">
+      <w:hyperlink r:id="rId9">
         <w:r>
           <w:rPr>
             <w:color w:val="1155cc"/>
@@ -3900,231 +3652,6 @@
     </w:sectPr>
   </w:body>
 </w:document>
-</file>
-
-<file path=word/comments.xml><?xml version="1.0" encoding="utf-8"?>
-<w:comments xmlns:mc="http://schemas.openxmlformats.org/markup-compatibility/2006" xmlns:o="urn:schemas-microsoft-com:office:office" xmlns:r="http://schemas.openxmlformats.org/officeDocument/2006/relationships" xmlns:m="http://schemas.openxmlformats.org/officeDocument/2006/math" xmlns:v="urn:schemas-microsoft-com:vml" xmlns:wp="http://schemas.openxmlformats.org/drawingml/2006/wordprocessingDrawing" xmlns:w10="urn:schemas-microsoft-com:office:word" xmlns:w="http://schemas.openxmlformats.org/wordprocessingml/2006/main" xmlns:wne="http://schemas.microsoft.com/office/word/2006/wordml" xmlns:sl="http://schemas.openxmlformats.org/schemaLibrary/2006/main" xmlns:a="http://schemas.openxmlformats.org/drawingml/2006/main" xmlns:pic="http://schemas.openxmlformats.org/drawingml/2006/picture" xmlns:c="http://schemas.openxmlformats.org/drawingml/2006/chart" xmlns:lc="http://schemas.openxmlformats.org/drawingml/2006/lockedCanvas" xmlns:dgm="http://schemas.openxmlformats.org/drawingml/2006/diagram" xmlns:wps="http://schemas.microsoft.com/office/word/2010/wordprocessingShape" xmlns:wpg="http://schemas.microsoft.com/office/word/2010/wordprocessingGroup" xmlns:w14="http://schemas.microsoft.com/office/word/2010/wordml" xmlns:w15="http://schemas.microsoft.com/office/word/2012/wordml" xmlns:w16="http://schemas.microsoft.com/office/word/2018/wordml" xmlns:w16cex="http://schemas.microsoft.com/office/word/2018/wordml/cex" xmlns:w16cid="http://schemas.microsoft.com/office/word/2016/wordml/cid" xmlns="http://schemas.microsoft.com/office/tasks/2019/documenttasks" xmlns:cr="http://schemas.microsoft.com/office/comments/2020/reactions">
-  <w:comment w:author="Bradley Sagara" w:id="1" w:date="2026-08-25T16:48:05Z">
-    <w:p>
-      <w:pPr>
-        <w:keepNext w:val="0"/>
-        <w:keepLines w:val="0"/>
-        <w:pageBreakBefore w:val="0"/>
-        <w:widowControl w:val="0"/>
-        <w:pBdr>
-          <w:top w:space="0" w:sz="0" w:val="nil"/>
-          <w:left w:space="0" w:sz="0" w:val="nil"/>
-          <w:bottom w:space="0" w:sz="0" w:val="nil"/>
-          <w:right w:space="0" w:sz="0" w:val="nil"/>
-          <w:between w:space="0" w:sz="0" w:val="nil"/>
-        </w:pBdr>
-        <w:shd w:fill="auto" w:val="clear"/>
-        <w:spacing w:after="0" w:before="0" w:line="240" w:lineRule="auto"/>
-        <w:ind w:left="0" w:right="0" w:firstLine="0"/>
-        <w:jc w:val="left"/>
-        <w:rPr>
-          <w:rFonts w:ascii="Arial" w:cs="Arial" w:eastAsia="Arial" w:hAnsi="Arial"/>
-          <w:b w:val="0"/>
-          <w:bCs w:val="0"/>
-          <w:i w:val="0"/>
-          <w:iCs w:val="0"/>
-          <w:smallCaps w:val="0"/>
-          <w:strike w:val="0"/>
-          <w:color w:val="000000"/>
-          <w:sz w:val="22"/>
-          <w:szCs w:val="22"/>
-          <w:u w:val="none"/>
-          <w:shd w:fill="auto" w:val="clear"/>
-          <w:vertAlign w:val="baseline"/>
-        </w:rPr>
-      </w:pPr>
-      <w:r>
-        <w:rPr>
-          <w:rFonts w:ascii="Arial" w:cs="Arial" w:eastAsia="Arial" w:hAnsi="Arial"/>
-          <w:b w:val="0"/>
-          <w:bCs w:val="0"/>
-          <w:i w:val="0"/>
-          <w:iCs w:val="0"/>
-          <w:smallCaps w:val="0"/>
-          <w:strike w:val="0"/>
-          <w:color w:val="000000"/>
-          <w:sz w:val="22"/>
-          <w:szCs w:val="22"/>
-          <w:u w:val="none"/>
-          <w:shd w:fill="auto" w:val="clear"/>
-          <w:vertAlign w:val="baseline"/>
-          <w:rtl w:val="0"/>
-        </w:rPr>
-        <w:t xml:space="preserve">@kronick@berkeley.edu</w:t>
-      </w:r>
-    </w:p>
-  </w:comment>
-  <w:comment w:author="Dorothy Jane Bridges Kronick" w:id="2" w:date="2026-08-26T03:38:48Z">
-    <w:p>
-      <w:pPr>
-        <w:keepNext w:val="0"/>
-        <w:keepLines w:val="0"/>
-        <w:pageBreakBefore w:val="0"/>
-        <w:widowControl w:val="0"/>
-        <w:pBdr>
-          <w:top w:space="0" w:sz="0" w:val="nil"/>
-          <w:left w:space="0" w:sz="0" w:val="nil"/>
-          <w:bottom w:space="0" w:sz="0" w:val="nil"/>
-          <w:right w:space="0" w:sz="0" w:val="nil"/>
-          <w:between w:space="0" w:sz="0" w:val="nil"/>
-        </w:pBdr>
-        <w:shd w:fill="auto" w:val="clear"/>
-        <w:spacing w:after="0" w:before="0" w:line="240" w:lineRule="auto"/>
-        <w:ind w:left="0" w:right="0" w:firstLine="0"/>
-        <w:jc w:val="left"/>
-        <w:rPr>
-          <w:rFonts w:ascii="Arial" w:cs="Arial" w:eastAsia="Arial" w:hAnsi="Arial"/>
-          <w:b w:val="0"/>
-          <w:bCs w:val="0"/>
-          <w:i w:val="0"/>
-          <w:iCs w:val="0"/>
-          <w:smallCaps w:val="0"/>
-          <w:strike w:val="0"/>
-          <w:color w:val="000000"/>
-          <w:sz w:val="22"/>
-          <w:szCs w:val="22"/>
-          <w:u w:val="none"/>
-          <w:shd w:fill="auto" w:val="clear"/>
-          <w:vertAlign w:val="baseline"/>
-        </w:rPr>
-      </w:pPr>
-      <w:r>
-        <w:rPr>
-          <w:rFonts w:ascii="Arial" w:cs="Arial" w:eastAsia="Arial" w:hAnsi="Arial"/>
-          <w:b w:val="0"/>
-          <w:bCs w:val="0"/>
-          <w:i w:val="0"/>
-          <w:iCs w:val="0"/>
-          <w:smallCaps w:val="0"/>
-          <w:strike w:val="0"/>
-          <w:color w:val="000000"/>
-          <w:sz w:val="22"/>
-          <w:szCs w:val="22"/>
-          <w:u w:val="none"/>
-          <w:shd w:fill="auto" w:val="clear"/>
-          <w:vertAlign w:val="baseline"/>
-          <w:rtl w:val="0"/>
-        </w:rPr>
-        <w:t xml:space="preserve">@brad.sagara@berkeley.edu FYI Josh and I are still figuring out who will actually be the lead on this project (not either of us actually) — just flagging that we will need to come back to this</w:t>
-      </w:r>
-    </w:p>
-  </w:comment>
-  <w:comment w:author="Bradley Sagara" w:id="3" w:date="2026-08-26T17:26:11Z">
-    <w:p>
-      <w:pPr>
-        <w:keepNext w:val="0"/>
-        <w:keepLines w:val="0"/>
-        <w:pageBreakBefore w:val="0"/>
-        <w:widowControl w:val="0"/>
-        <w:pBdr>
-          <w:top w:space="0" w:sz="0" w:val="nil"/>
-          <w:left w:space="0" w:sz="0" w:val="nil"/>
-          <w:bottom w:space="0" w:sz="0" w:val="nil"/>
-          <w:right w:space="0" w:sz="0" w:val="nil"/>
-          <w:between w:space="0" w:sz="0" w:val="nil"/>
-        </w:pBdr>
-        <w:shd w:fill="auto" w:val="clear"/>
-        <w:spacing w:after="0" w:before="0" w:line="240" w:lineRule="auto"/>
-        <w:ind w:left="0" w:right="0" w:firstLine="0"/>
-        <w:jc w:val="left"/>
-        <w:rPr>
-          <w:rFonts w:ascii="Arial" w:cs="Arial" w:eastAsia="Arial" w:hAnsi="Arial"/>
-          <w:b w:val="0"/>
-          <w:bCs w:val="0"/>
-          <w:i w:val="0"/>
-          <w:iCs w:val="0"/>
-          <w:smallCaps w:val="0"/>
-          <w:strike w:val="0"/>
-          <w:color w:val="000000"/>
-          <w:sz w:val="22"/>
-          <w:szCs w:val="22"/>
-          <w:u w:val="none"/>
-          <w:shd w:fill="auto" w:val="clear"/>
-          <w:vertAlign w:val="baseline"/>
-        </w:rPr>
-      </w:pPr>
-      <w:r>
-        <w:rPr>
-          <w:rFonts w:ascii="Arial" w:cs="Arial" w:eastAsia="Arial" w:hAnsi="Arial"/>
-          <w:b w:val="0"/>
-          <w:bCs w:val="0"/>
-          <w:i w:val="0"/>
-          <w:iCs w:val="0"/>
-          <w:smallCaps w:val="0"/>
-          <w:strike w:val="0"/>
-          <w:color w:val="000000"/>
-          <w:sz w:val="22"/>
-          <w:szCs w:val="22"/>
-          <w:u w:val="none"/>
-          <w:shd w:fill="auto" w:val="clear"/>
-          <w:vertAlign w:val="baseline"/>
-          <w:rtl w:val="0"/>
-        </w:rPr>
-        <w:t xml:space="preserve">@jblumenstock@berkeley.edu - let us know what you and Dorothy decide</w:t>
-      </w:r>
-    </w:p>
-  </w:comment>
-  <w:comment w:author="Bradley Sagara" w:id="0" w:date="2026-08-27T15:12:44Z">
-    <w:p>
-      <w:pPr>
-        <w:keepNext w:val="0"/>
-        <w:keepLines w:val="0"/>
-        <w:pageBreakBefore w:val="0"/>
-        <w:widowControl w:val="0"/>
-        <w:pBdr>
-          <w:top w:space="0" w:sz="0" w:val="nil"/>
-          <w:left w:space="0" w:sz="0" w:val="nil"/>
-          <w:bottom w:space="0" w:sz="0" w:val="nil"/>
-          <w:right w:space="0" w:sz="0" w:val="nil"/>
-          <w:between w:space="0" w:sz="0" w:val="nil"/>
-        </w:pBdr>
-        <w:shd w:fill="auto" w:val="clear"/>
-        <w:spacing w:after="0" w:before="0" w:line="240" w:lineRule="auto"/>
-        <w:ind w:left="0" w:right="0" w:firstLine="0"/>
-        <w:jc w:val="left"/>
-        <w:rPr>
-          <w:rFonts w:ascii="Arial" w:cs="Arial" w:eastAsia="Arial" w:hAnsi="Arial"/>
-          <w:b w:val="0"/>
-          <w:bCs w:val="0"/>
-          <w:i w:val="0"/>
-          <w:iCs w:val="0"/>
-          <w:smallCaps w:val="0"/>
-          <w:strike w:val="0"/>
-          <w:color w:val="000000"/>
-          <w:sz w:val="22"/>
-          <w:szCs w:val="22"/>
-          <w:u w:val="none"/>
-          <w:shd w:fill="auto" w:val="clear"/>
-          <w:vertAlign w:val="baseline"/>
-        </w:rPr>
-      </w:pPr>
-      <w:r>
-        <w:rPr>
-          <w:rFonts w:ascii="Arial" w:cs="Arial" w:eastAsia="Arial" w:hAnsi="Arial"/>
-          <w:b w:val="0"/>
-          <w:bCs w:val="0"/>
-          <w:i w:val="0"/>
-          <w:iCs w:val="0"/>
-          <w:smallCaps w:val="0"/>
-          <w:strike w:val="0"/>
-          <w:color w:val="000000"/>
-          <w:sz w:val="22"/>
-          <w:szCs w:val="22"/>
-          <w:u w:val="none"/>
-          <w:shd w:fill="auto" w:val="clear"/>
-          <w:vertAlign w:val="baseline"/>
-          <w:rtl w:val="0"/>
-        </w:rPr>
-        <w:t xml:space="preserve">per @kronick@berkeley.edu 's edit in Exhibit B</w:t>
-      </w:r>
-    </w:p>
-  </w:comment>
-</w:comments>
 </file>
 
 <file path=word/numbering.xml><?xml version="1.0" encoding="utf-8"?>
